--- a/projects/valuepickr-open-screen/docs/Zaggle Prepaid Ocean Services Ltd.docx
+++ b/projects/valuepickr-open-screen/docs/Zaggle Prepaid Ocean Services Ltd.docx
@@ -32,7 +32,7 @@
           <w:sz w:val="22"/>
           <w:szCs w:val="22"/>
         </w:rPr>
-        <w:t xml:space="preserve">High-growth fintech SaaS platform with real cash-flow, receivables, and communication concerns actively debated by the community this quarter</w:t>
+        <w:t xml:space="preserve">High-growth fintech-SaaS spend-management platform, but growth has decelerated sharply (40-45% -&gt; 28% YoY), margins compressed a third straight quarter, and cash conversion (receivables Rs 40cr -&gt; 129cr) stays unresolved - conviction Low</w:t>
       </w:r>
     </w:p>
     <w:p>
@@ -49,7 +49,7 @@
         <w:spacing w:after="120"/>
       </w:pPr>
       <w:r>
-        <w:t xml:space="preserve">Zaggle is a corporate expense-management and prepaid-card fintech SaaS platform (Propel, Zoyer, Save, Dice) serving enterprise clients with spend-management and employee-benefits products.</w:t>
+        <w:t xml:space="preserve">B2B spend-management / employee-benefits SaaS (Zaggle Save, Propel, expense management) for enterprises; grows via direct sales plus acquisitions (Dice, Unobanc stake). Revenue mix is low-margin program/interchange fees plus higher-margin SaaS/Propel.</w:t>
       </w:r>
     </w:p>
     <w:p>
@@ -99,7 +99,7 @@
           </w:tcPr>
           <w:p>
             <w:r>
-              <w:t xml:space="preserve">~Rs 2,700-2,832 Cr</w:t>
+              <w:t xml:space="preserve">~Rs 2,420 Cr (small-cap)</w:t>
             </w:r>
           </w:p>
         </w:tc>
@@ -116,7 +116,7 @@
                 <w:b/>
                 <w:bCs/>
               </w:rPr>
-              <w:t xml:space="preserve">ROE / ROCE</w:t>
+              <w:t xml:space="preserve">Q1 FY27 revenue</w:t>
             </w:r>
           </w:p>
         </w:tc>
@@ -126,7 +126,7 @@
           </w:tcPr>
           <w:p>
             <w:r>
-              <w:t xml:space="preserve">10.4% / 15.23% (weak trailing)</w:t>
+              <w:t xml:space="preserve">Rs 423 Cr, +28% YoY (decel from 40-45%)</w:t>
             </w:r>
           </w:p>
         </w:tc>
@@ -143,7 +143,7 @@
                 <w:b/>
                 <w:bCs/>
               </w:rPr>
-              <w:t xml:space="preserve">Revenue CAGR</w:t>
+              <w:t xml:space="preserve">Q1 FY27 PAT</w:t>
             </w:r>
           </w:p>
         </w:tc>
@@ -153,7 +153,7 @@
           </w:tcPr>
           <w:p>
             <w:r>
-              <w:t xml:space="preserve">80.3% (vs 2.48% industry median) -- but decelerating: latest quarter +27.5% YoY</w:t>
+              <w:t xml:space="preserve">Rs 17.5 Cr, -33% YoY</w:t>
             </w:r>
           </w:p>
         </w:tc>
@@ -170,7 +170,7 @@
                 <w:b/>
                 <w:bCs/>
               </w:rPr>
-              <w:t xml:space="preserve">Q1 FY27 (Apr-Jun 2026)</w:t>
+              <w:t xml:space="preserve">Q1 FY27 adj EBITDA margin</w:t>
             </w:r>
           </w:p>
         </w:tc>
@@ -180,7 +180,7 @@
           </w:tcPr>
           <w:p>
             <w:r>
-              <w:t xml:space="preserve">Revenue Rs 423 Cr (+27.5% YoY), net profit Rs 18 Cr (-32.9% YoY) on one-time Dice-integration costs</w:t>
+              <w:t xml:space="preserve">8.2% vs 10.1% YoY</w:t>
             </w:r>
           </w:p>
         </w:tc>
@@ -197,7 +197,7 @@
                 <w:b/>
                 <w:bCs/>
               </w:rPr>
-              <w:t xml:space="preserve">Debt</w:t>
+              <w:t xml:space="preserve">FY26</w:t>
             </w:r>
           </w:p>
         </w:tc>
@@ -207,7 +207,115 @@
           </w:tcPr>
           <w:p>
             <w:r>
-              <w:t xml:space="preserve">Almost debt-free</w:t>
+              <w:t xml:space="preserve">Rev Rs 1,908 Cr +46%, adj EBITDA Rs 192 Cr +51%, PAT Rs 139 Cr +52%</w:t>
+            </w:r>
+          </w:p>
+        </w:tc>
+      </w:tr>
+      <w:tr>
+        <w:tc>
+          <w:tcPr>
+            <w:tcW w:type="dxa" w:w="3200"/>
+            <w:shd w:fill="F2F2F2" w:val="clear"/>
+          </w:tcPr>
+          <w:p>
+            <w:r>
+              <w:rPr>
+                <w:b/>
+                <w:bCs/>
+              </w:rPr>
+              <w:t xml:space="preserve">P/E (TTM) / P/B</w:t>
+            </w:r>
+          </w:p>
+        </w:tc>
+        <w:tc>
+          <w:tcPr>
+            <w:tcW w:type="dxa" w:w="5800"/>
+          </w:tcPr>
+          <w:p>
+            <w:r>
+              <w:t xml:space="preserve">~18.7x / ~1.7x</w:t>
+            </w:r>
+          </w:p>
+        </w:tc>
+      </w:tr>
+      <w:tr>
+        <w:tc>
+          <w:tcPr>
+            <w:tcW w:type="dxa" w:w="3200"/>
+            <w:shd w:fill="F2F2F2" w:val="clear"/>
+          </w:tcPr>
+          <w:p>
+            <w:r>
+              <w:rPr>
+                <w:b/>
+                <w:bCs/>
+              </w:rPr>
+              <w:t xml:space="preserve">ROCE / ROE</w:t>
+            </w:r>
+          </w:p>
+        </w:tc>
+        <w:tc>
+          <w:tcPr>
+            <w:tcW w:type="dxa" w:w="5800"/>
+          </w:tcPr>
+          <w:p>
+            <w:r>
+              <w:t xml:space="preserve">~14.0% / ~10.4%</w:t>
+            </w:r>
+          </w:p>
+        </w:tc>
+      </w:tr>
+      <w:tr>
+        <w:tc>
+          <w:tcPr>
+            <w:tcW w:type="dxa" w:w="3200"/>
+            <w:shd w:fill="F2F2F2" w:val="clear"/>
+          </w:tcPr>
+          <w:p>
+            <w:r>
+              <w:rPr>
+                <w:b/>
+                <w:bCs/>
+              </w:rPr>
+              <w:t xml:space="preserve">Balance sheet</w:t>
+            </w:r>
+          </w:p>
+        </w:tc>
+        <w:tc>
+          <w:tcPr>
+            <w:tcW w:type="dxa" w:w="5800"/>
+          </w:tcPr>
+          <w:p>
+            <w:r>
+              <w:t xml:space="preserve">Almost debt-free (borrowings ~Rs 55 Cr); no dividend</w:t>
+            </w:r>
+          </w:p>
+        </w:tc>
+      </w:tr>
+      <w:tr>
+        <w:tc>
+          <w:tcPr>
+            <w:tcW w:type="dxa" w:w="3200"/>
+            <w:shd w:fill="F2F2F2" w:val="clear"/>
+          </w:tcPr>
+          <w:p>
+            <w:r>
+              <w:rPr>
+                <w:b/>
+                <w:bCs/>
+              </w:rPr>
+              <w:t xml:space="preserve">New logos / deals</w:t>
+            </w:r>
+          </w:p>
+        </w:tc>
+        <w:tc>
+          <w:tcPr>
+            <w:tcW w:type="dxa" w:w="5800"/>
+          </w:tcPr>
+          <w:p>
+            <w:r>
+              <w:t xml:space="preserve">5-yr Zaggle Save with Crompton Greaves Consumer; 5-yr HPCL Driver Track Plus (fleet); both usage-linked, value not quantified</w:t>
             </w:r>
           </w:p>
         </w:tc>
@@ -223,7 +331,7 @@
         <w:spacing w:after="120"/>
       </w:pPr>
       <w:r>
-        <w:t xml:space="preserve">Historical revenue growth has been extremely high (80% CAGR) but has decelerated sharply to 27.5% YoY in the latest quarter, with net profit actually down 32.9% YoY on integration costs and a deliberate stop to capitalizing development costs. Trailing ROE is weak (10.4%) for a supposed high-growth compounder.</w:t>
+        <w:t xml:space="preserve">FY26 was a record year (revenue +46%, adj EBITDA +51%, PAT +52%) but Q1 FY27 marks a clear inflection down: revenue growth slowed to 28% YoY (program-fee growth just ~10%), PAT fell 33% YoY and adjusted EBITDA margin compressed to 8.2% (from 10.1%), which management attributes to one-time Dice acquisition costs, moderated capitalisation and employee increments. Management nonetheless reaffirms ~40% consolidated growth guidance for FY27, leaning on Dice revenue and cash-flow optimisation. Trade receivables rose from ~Rs 40 Cr to ~Rs 129 Cr YoY and operating cash conversion remains the key unresolved concern from the prior read. Almost debt-free; no dividend despite consistent profitability. Valuation has de-rated to ~18.7x TTM P/E. Crompton Greaves and HPCL 5-year deals are genuine logo wins but carry no determinable contract value.</w:t>
       </w:r>
     </w:p>
     <w:p>
@@ -232,15 +340,491 @@
         <w:spacing w:after="120" w:before="280"/>
       </w:pPr>
       <w:r>
-        <w:t xml:space="preserve">Technical Read (Weekly / Monthly MACD + Bollinger Bands, or RSI/CCI/Williams %R proxy)</w:t>
-      </w:r>
-    </w:p>
-    <w:p>
-      <w:pPr>
-        <w:spacing w:after="120"/>
-      </w:pPr>
-      <w:r>
-        <w:t xml:space="preserve">Not pulled this pass.</w:t>
+        <w:t xml:space="preserve">Deep-Dive: Primary Documents (Annual Reports, Quarterly Results, Exchange Filings)</w:t>
+      </w:r>
+    </w:p>
+    <w:p>
+      <w:pPr>
+        <w:spacing w:after="120"/>
+      </w:pPr>
+      <w:r>
+        <w:rPr>
+          <w:i/>
+          <w:iCs/>
+          <w:color w:val="666666"/>
+          <w:sz w:val="18"/>
+          <w:szCs w:val="18"/>
+        </w:rPr>
+        <w:t xml:space="preserve">Pass 1 — 2026-09-08. Built from the company's own filings (3 years of annual reports, ~4 quarters of results/concalls, and 6 months of BSE/NSE announcements), read via the web — a deeper layer than the forum-sentiment read below.</w:t>
+      </w:r>
+    </w:p>
+    <w:p>
+      <w:pPr>
+        <w:spacing w:after="120"/>
+      </w:pPr>
+      <w:r>
+        <w:rPr>
+          <w:b/>
+          <w:bCs/>
+          <w:sz w:val="20"/>
+          <w:szCs w:val="20"/>
+        </w:rPr>
+        <w:t xml:space="preserve">Sources reviewed this pass:</w:t>
+      </w:r>
+    </w:p>
+    <w:p>
+      <w:pPr>
+        <w:pStyle w:val="ListParagraph"/>
+        <w:numPr>
+          <w:ilvl w:val="0"/>
+          <w:numId w:val="1"/>
+        </w:numPr>
+        <w:spacing w:after="60"/>
+      </w:pPr>
+      <w:r>
+        <w:t xml:space="preserve">Q1 FY27 earnings call transcript + results (Aug 2026)</w:t>
+      </w:r>
+    </w:p>
+    <w:p>
+      <w:pPr>
+        <w:pStyle w:val="ListParagraph"/>
+        <w:numPr>
+          <w:ilvl w:val="0"/>
+          <w:numId w:val="1"/>
+        </w:numPr>
+        <w:spacing w:after="60"/>
+      </w:pPr>
+      <w:r>
+        <w:t xml:space="preserve">Q4 FY26 / FY26 investor presentation and earnings call highlights</w:t>
+      </w:r>
+    </w:p>
+    <w:p>
+      <w:pPr>
+        <w:pStyle w:val="ListParagraph"/>
+        <w:numPr>
+          <w:ilvl w:val="0"/>
+          <w:numId w:val="1"/>
+        </w:numPr>
+        <w:spacing w:after="60"/>
+      </w:pPr>
+      <w:r>
+        <w:t xml:space="preserve">screener.in consolidated (valuation, ROCE/ROE, receivables, shareholding)</w:t>
+      </w:r>
+    </w:p>
+    <w:p>
+      <w:pPr>
+        <w:pStyle w:val="ListParagraph"/>
+        <w:numPr>
+          <w:ilvl w:val="0"/>
+          <w:numId w:val="1"/>
+        </w:numPr>
+        <w:spacing w:after="60"/>
+      </w:pPr>
+      <w:r>
+        <w:t xml:space="preserve">BSE/press: Crompton Greaves 5-yr deal, HPCL Driver Track Plus 5-yr deal, Kedia Securities bulk deal</w:t>
+      </w:r>
+    </w:p>
+    <w:p>
+      <w:pPr>
+        <w:spacing w:after="120"/>
+      </w:pPr>
+      <w:r>
+        <w:rPr>
+          <w:b/>
+          <w:bCs/>
+          <w:sz w:val="20"/>
+          <w:szCs w:val="20"/>
+        </w:rPr>
+        <w:t xml:space="preserve">Annual-report findings (3-year view):</w:t>
+      </w:r>
+    </w:p>
+    <w:p>
+      <w:pPr>
+        <w:pStyle w:val="ListParagraph"/>
+        <w:numPr>
+          <w:ilvl w:val="0"/>
+          <w:numId w:val="1"/>
+        </w:numPr>
+        <w:spacing w:after="60"/>
+      </w:pPr>
+      <w:r>
+        <w:t xml:space="preserve">FY26: consolidated revenue Rs 1,908 Cr (+46.3%), adjusted EBITDA Rs 192 Cr (+51%), PAT Rs 139 Cr (+52%) - record year on all metrics.</w:t>
+      </w:r>
+    </w:p>
+    <w:p>
+      <w:pPr>
+        <w:pStyle w:val="ListParagraph"/>
+        <w:numPr>
+          <w:ilvl w:val="0"/>
+          <w:numId w:val="1"/>
+        </w:numPr>
+        <w:spacing w:after="60"/>
+      </w:pPr>
+      <w:r>
+        <w:t xml:space="preserve">Trade receivables rose from ~Rs 40 Cr to ~Rs 129 Cr YoY; operating cash conversion vs EBITDA remains weak and is the recurring red thread across reads.</w:t>
+      </w:r>
+    </w:p>
+    <w:p>
+      <w:pPr>
+        <w:pStyle w:val="ListParagraph"/>
+        <w:numPr>
+          <w:ilvl w:val="0"/>
+          <w:numId w:val="1"/>
+        </w:numPr>
+        <w:spacing w:after="60"/>
+      </w:pPr>
+      <w:r>
+        <w:t xml:space="preserve">Balance sheet almost debt-free (borrowings ~Rs 55 Cr, Mar 2026); no dividend declared despite consistent profitability.</w:t>
+      </w:r>
+    </w:p>
+    <w:p>
+      <w:pPr>
+        <w:pStyle w:val="ListParagraph"/>
+        <w:numPr>
+          <w:ilvl w:val="0"/>
+          <w:numId w:val="1"/>
+        </w:numPr>
+        <w:spacing w:after="60"/>
+      </w:pPr>
+      <w:r>
+        <w:t xml:space="preserve">Growth model mixes organic direct sales with acquisitions (Dice consolidated FY26/27, Unobanc stake) - inorganic contribution material to the headline rate.</w:t>
+      </w:r>
+    </w:p>
+    <w:p>
+      <w:pPr>
+        <w:pStyle w:val="ListParagraph"/>
+        <w:numPr>
+          <w:ilvl w:val="0"/>
+          <w:numId w:val="1"/>
+        </w:numPr>
+        <w:spacing w:after="60"/>
+      </w:pPr>
+      <w:r>
+        <w:t xml:space="preserve">Promoter holding stable ~44.3%; promoter group (RAN Ventures) made small open-market top-ups in FY26; pledge negligible (~0.36%).</w:t>
+      </w:r>
+    </w:p>
+    <w:p>
+      <w:pPr>
+        <w:spacing w:after="120"/>
+      </w:pPr>
+      <w:r>
+        <w:rPr>
+          <w:b/>
+          <w:bCs/>
+          <w:sz w:val="20"/>
+          <w:szCs w:val="20"/>
+        </w:rPr>
+        <w:t xml:space="preserve">Quarterly trend (last ~4 quarters + concall commentary):</w:t>
+      </w:r>
+    </w:p>
+    <w:p>
+      <w:pPr>
+        <w:pStyle w:val="ListParagraph"/>
+        <w:numPr>
+          <w:ilvl w:val="0"/>
+          <w:numId w:val="1"/>
+        </w:numPr>
+        <w:spacing w:after="60"/>
+      </w:pPr>
+      <w:r>
+        <w:t xml:space="preserve">Q3 FY26: revenue +~48% YoY - peak growth quarter.</w:t>
+      </w:r>
+    </w:p>
+    <w:p>
+      <w:pPr>
+        <w:pStyle w:val="ListParagraph"/>
+        <w:numPr>
+          <w:ilvl w:val="0"/>
+          <w:numId w:val="1"/>
+        </w:numPr>
+        <w:spacing w:after="60"/>
+      </w:pPr>
+      <w:r>
+        <w:t xml:space="preserve">Q4 FY26: revenue ~Rs 618 Cr, strong; FY26 exit run-rate high.</w:t>
+      </w:r>
+    </w:p>
+    <w:p>
+      <w:pPr>
+        <w:pStyle w:val="ListParagraph"/>
+        <w:numPr>
+          <w:ilvl w:val="0"/>
+          <w:numId w:val="1"/>
+        </w:numPr>
+        <w:spacing w:after="60"/>
+      </w:pPr>
+      <w:r>
+        <w:t xml:space="preserve">Q1 FY27: revenue Rs 423 Cr, +28% YoY (sequential decline vs Q4), program-fee growth only ~10%.</w:t>
+      </w:r>
+    </w:p>
+    <w:p>
+      <w:pPr>
+        <w:pStyle w:val="ListParagraph"/>
+        <w:numPr>
+          <w:ilvl w:val="0"/>
+          <w:numId w:val="1"/>
+        </w:numPr>
+        <w:spacing w:after="60"/>
+      </w:pPr>
+      <w:r>
+        <w:t xml:space="preserve">Q1 FY27: PAT Rs 17.5 Cr, -33% YoY; adj EBITDA margin 8.2% vs 10.1% YoY - third consecutive quarter of profit/margin pressure.</w:t>
+      </w:r>
+    </w:p>
+    <w:p>
+      <w:pPr>
+        <w:pStyle w:val="ListParagraph"/>
+        <w:numPr>
+          <w:ilvl w:val="0"/>
+          <w:numId w:val="1"/>
+        </w:numPr>
+        <w:spacing w:after="60"/>
+      </w:pPr>
+      <w:r>
+        <w:t xml:space="preserve">Management call tone: defensive on margin (one-offs) but reaffirmed ~40% FY27 growth guidance.</w:t>
+      </w:r>
+    </w:p>
+    <w:p>
+      <w:pPr>
+        <w:spacing w:after="120"/>
+      </w:pPr>
+      <w:r>
+        <w:rPr>
+          <w:b/>
+          <w:bCs/>
+          <w:sz w:val="20"/>
+          <w:szCs w:val="20"/>
+        </w:rPr>
+        <w:t xml:space="preserve">Exchange announcements (last 6 months):</w:t>
+      </w:r>
+    </w:p>
+    <w:p>
+      <w:pPr>
+        <w:pStyle w:val="ListParagraph"/>
+        <w:numPr>
+          <w:ilvl w:val="0"/>
+          <w:numId w:val="1"/>
+        </w:numPr>
+        <w:spacing w:after="60"/>
+      </w:pPr>
+      <w:r>
+        <w:t xml:space="preserve">5-year Zaggle Save agreement with Crompton Greaves Consumer Electricals - usage/spend-linked, value not determinable.</w:t>
+      </w:r>
+    </w:p>
+    <w:p>
+      <w:pPr>
+        <w:pStyle w:val="ListParagraph"/>
+        <w:numPr>
+          <w:ilvl w:val="0"/>
+          <w:numId w:val="1"/>
+        </w:numPr>
+        <w:spacing w:after="60"/>
+      </w:pPr>
+      <w:r>
+        <w:t xml:space="preserve">5-year HPCL Driver Track Plus fleet program - new fleet-business revenue stream, value not quantified.</w:t>
+      </w:r>
+    </w:p>
+    <w:p>
+      <w:pPr>
+        <w:pStyle w:val="ListParagraph"/>
+        <w:numPr>
+          <w:ilvl w:val="0"/>
+          <w:numId w:val="1"/>
+        </w:numPr>
+        <w:spacing w:after="60"/>
+      </w:pPr>
+      <w:r>
+        <w:t xml:space="preserve">Kedia Securities (Vijay Kedia) acquired ~20 lakh shares via bulk deal at ~Rs 164.72.</w:t>
+      </w:r>
+    </w:p>
+    <w:p>
+      <w:pPr>
+        <w:pStyle w:val="ListParagraph"/>
+        <w:numPr>
+          <w:ilvl w:val="0"/>
+          <w:numId w:val="1"/>
+        </w:numPr>
+        <w:spacing w:after="60"/>
+      </w:pPr>
+      <w:r>
+        <w:t xml:space="preserve">Dice acquisition costs (transaction fees, vendor payments, relocation) flowed through Q1 FY27 P&amp;L as one-offs.</w:t>
+      </w:r>
+    </w:p>
+    <w:p>
+      <w:pPr>
+        <w:pStyle w:val="ListParagraph"/>
+        <w:numPr>
+          <w:ilvl w:val="0"/>
+          <w:numId w:val="1"/>
+        </w:numPr>
+        <w:spacing w:after="60"/>
+      </w:pPr>
+      <w:r>
+        <w:t xml:space="preserve">'Zaggle Brain' AI platform (patent-pending) cited for ~12.5% cost optimisation.</w:t>
+      </w:r>
+    </w:p>
+    <w:p>
+      <w:pPr>
+        <w:spacing w:after="120"/>
+      </w:pPr>
+      <w:r>
+        <w:rPr>
+          <w:b/>
+          <w:bCs/>
+          <w:sz w:val="20"/>
+          <w:szCs w:val="20"/>
+        </w:rPr>
+        <w:t xml:space="preserve">Key new facts vs. the prior write-up:</w:t>
+      </w:r>
+    </w:p>
+    <w:p>
+      <w:pPr>
+        <w:pStyle w:val="ListParagraph"/>
+        <w:numPr>
+          <w:ilvl w:val="0"/>
+          <w:numId w:val="1"/>
+        </w:numPr>
+        <w:spacing w:after="60"/>
+      </w:pPr>
+      <w:r>
+        <w:t xml:space="preserve">Growth rate halved sequentially (40-45% -&gt; 28%); program-fee line, the volume engine, grew only ~10%.</w:t>
+      </w:r>
+    </w:p>
+    <w:p>
+      <w:pPr>
+        <w:pStyle w:val="ListParagraph"/>
+        <w:numPr>
+          <w:ilvl w:val="0"/>
+          <w:numId w:val="1"/>
+        </w:numPr>
+        <w:spacing w:after="60"/>
+      </w:pPr>
+      <w:r>
+        <w:t xml:space="preserve">Third straight quarter of margin compression; Q1 FY27 adj EBITDA margin 8.2%.</w:t>
+      </w:r>
+    </w:p>
+    <w:p>
+      <w:pPr>
+        <w:pStyle w:val="ListParagraph"/>
+        <w:numPr>
+          <w:ilvl w:val="0"/>
+          <w:numId w:val="1"/>
+        </w:numPr>
+        <w:spacing w:after="60"/>
+      </w:pPr>
+      <w:r>
+        <w:t xml:space="preserve">Receivables Rs 40cr -&gt; 129cr YoY; cash conversion still the central unresolved question.</w:t>
+      </w:r>
+    </w:p>
+    <w:p>
+      <w:pPr>
+        <w:pStyle w:val="ListParagraph"/>
+        <w:numPr>
+          <w:ilvl w:val="0"/>
+          <w:numId w:val="1"/>
+        </w:numPr>
+        <w:spacing w:after="60"/>
+      </w:pPr>
+      <w:r>
+        <w:t xml:space="preserve">Valuation de-rated to ~18.7x TTM P/E from a much richer multiple at listing.</w:t>
+      </w:r>
+    </w:p>
+    <w:p>
+      <w:pPr>
+        <w:pStyle w:val="ListParagraph"/>
+        <w:numPr>
+          <w:ilvl w:val="0"/>
+          <w:numId w:val="1"/>
+        </w:numPr>
+        <w:spacing w:after="60"/>
+      </w:pPr>
+      <w:r>
+        <w:t xml:space="preserve">Two 5-year enterprise deals signed but neither carries a determinable contract value.</w:t>
+      </w:r>
+    </w:p>
+    <w:p>
+      <w:pPr>
+        <w:spacing w:after="120"/>
+      </w:pPr>
+      <w:r>
+        <w:rPr>
+          <w:b/>
+          <w:bCs/>
+          <w:sz w:val="20"/>
+          <w:szCs w:val="20"/>
+        </w:rPr>
+        <w:t xml:space="preserve">Open questions / what to watch:</w:t>
+      </w:r>
+    </w:p>
+    <w:p>
+      <w:pPr>
+        <w:pStyle w:val="ListParagraph"/>
+        <w:numPr>
+          <w:ilvl w:val="0"/>
+          <w:numId w:val="1"/>
+        </w:numPr>
+        <w:spacing w:after="60"/>
+      </w:pPr>
+      <w:r>
+        <w:t xml:space="preserve">Is the Q1 FY27 deceleration a one-quarter Dice-integration air-pocket or a structural step-down in the growth rate?</w:t>
+      </w:r>
+    </w:p>
+    <w:p>
+      <w:pPr>
+        <w:pStyle w:val="ListParagraph"/>
+        <w:numPr>
+          <w:ilvl w:val="0"/>
+          <w:numId w:val="1"/>
+        </w:numPr>
+        <w:spacing w:after="60"/>
+      </w:pPr>
+      <w:r>
+        <w:t xml:space="preserve">When does operating cash flow converge to reported EBITDA, and why has the receivables build not reversed?</w:t>
+      </w:r>
+    </w:p>
+    <w:p>
+      <w:pPr>
+        <w:pStyle w:val="ListParagraph"/>
+        <w:numPr>
+          <w:ilvl w:val="0"/>
+          <w:numId w:val="1"/>
+        </w:numPr>
+        <w:spacing w:after="60"/>
+      </w:pPr>
+      <w:r>
+        <w:t xml:space="preserve">How much of FY26/FY27 growth is organic vs acquired (Dice, Unobanc)?</w:t>
+      </w:r>
+    </w:p>
+    <w:p>
+      <w:pPr>
+        <w:pStyle w:val="ListParagraph"/>
+        <w:numPr>
+          <w:ilvl w:val="0"/>
+          <w:numId w:val="1"/>
+        </w:numPr>
+        <w:spacing w:after="60"/>
+      </w:pPr>
+      <w:r>
+        <w:t xml:space="preserve">Why no dividend or buyback despite three years of profitability and a near-debt-free balance sheet?</w:t>
+      </w:r>
+    </w:p>
+    <w:p>
+      <w:pPr>
+        <w:spacing w:after="120" w:before="120"/>
+      </w:pPr>
+      <w:r>
+        <w:rPr>
+          <w:b/>
+          <w:bCs/>
+          <w:sz w:val="20"/>
+          <w:szCs w:val="20"/>
+        </w:rPr>
+        <w:t xml:space="preserve">Conviction impact: </w:t>
+      </w:r>
+      <w:r>
+        <w:rPr>
+          <w:sz w:val="20"/>
+          <w:szCs w:val="20"/>
+        </w:rPr>
+        <w:t xml:space="preserve">Low -&gt; Low. The valuation de-rating and intact structural niche keep the 10x label alive on a carve-out, but Q1 FY27's sharp growth deceleration, third straight quarter of margin pressure and unresolved cash conversion confirm the prior concerns rather than dispelling them.</w:t>
       </w:r>
     </w:p>
     <w:p>
@@ -249,15 +833,22 @@
         <w:spacing w:after="120" w:before="280"/>
       </w:pPr>
       <w:r>
-        <w:t xml:space="preserve">ValuePickr Community Signal</w:t>
-      </w:r>
-    </w:p>
-    <w:p>
-      <w:pPr>
-        <w:spacing w:after="120"/>
-      </w:pPr>
-      <w:r>
-        <w:t xml:space="preserve">Read the most recent 50 posts (#396-447) of a 447-post thread, spanning Apr-Aug 2026 -- covers the entire post-Q1-FY27-results discussion window.</w:t>
+        <w:t xml:space="preserve">Guidance &amp; Expectation Gap</w:t>
+      </w:r>
+    </w:p>
+    <w:p>
+      <w:pPr>
+        <w:spacing w:after="120"/>
+      </w:pPr>
+      <w:r>
+        <w:rPr>
+          <w:i/>
+          <w:iCs/>
+          <w:color w:val="666666"/>
+          <w:sz w:val="18"/>
+          <w:szCs w:val="18"/>
+        </w:rPr>
+        <w:t xml:space="preserve">Management guidance decoded into commitments, graded on the expectation → action → operational → commercial → financial ladder, then compared to what the current price appears to assume. Method: playbook/guidance-and-expectation-gap.md.</w:t>
       </w:r>
     </w:p>
     <w:p>
@@ -271,14 +862,1064 @@
           <w:sz w:val="20"/>
           <w:szCs w:val="20"/>
         </w:rPr>
-        <w:t xml:space="preserve">High-conviction call from a top contributor: </w:t>
-      </w:r>
-      <w:r>
-        <w:rPr>
-          <w:sz w:val="20"/>
-          <w:szCs w:val="20"/>
-        </w:rPr>
-        <w:t xml:space="preserve">firefueled (May 2026) flagged negative operating cash flow (~-Rs 6 Cr standalone) despite strong revenue growth, and trade receivables nearly tripling (Rs 40 Cr to Rs 129 Cr) -- a genuine working-capital concern. rosenmund (Jun-Aug 2026, non-trusted but detailed) laid out a structural bull case around improving cashback/incentive economics (currently ~66-67% of program fees paid out as cashback, management guiding to 50% over 5 years) but flagged FII holders dropping from 74 to 52 in the March 2026 quarter. anna (repeat poster, non-trusted) repeatedly criticized management's investor communication as poor, including a delayed/unclear CFO appointment disclosure. shyamutty (trusted, elevated-tier) flagged the Q1 FY27 profit decline (Rs 26 Cr to Rs 17-18 Cr QoQ) despite revenue growth, attributing it to one-time Dice integration costs, relocation expenses, and the accounting change on development-cost capitalization.</w:t>
+        <w:t xml:space="preserve">Commitment ladder (most-proven first):</w:t>
+      </w:r>
+    </w:p>
+    <w:tbl>
+      <w:tblPr>
+        <w:tblW w:type="dxa" w:w="9000"/>
+        <w:tblBorders>
+          <w:top w:val="single" w:color="auto" w:sz="4"/>
+          <w:left w:val="single" w:color="auto" w:sz="4"/>
+          <w:bottom w:val="single" w:color="auto" w:sz="4"/>
+          <w:right w:val="single" w:color="auto" w:sz="4"/>
+          <w:insideH w:val="single" w:color="auto" w:sz="4"/>
+          <w:insideV w:val="single" w:color="auto" w:sz="4"/>
+        </w:tblBorders>
+      </w:tblPr>
+      <w:tblGrid>
+        <w:gridCol w:w="1100"/>
+        <w:gridCol w:w="2600"/>
+        <w:gridCol w:w="2400"/>
+        <w:gridCol w:w="900"/>
+        <w:gridCol w:w="1200"/>
+        <w:gridCol w:w="800"/>
+      </w:tblGrid>
+      <w:tr>
+        <w:trPr>
+          <w:tblHeader/>
+        </w:trPr>
+        <w:tc>
+          <w:tcPr>
+            <w:tcW w:type="dxa" w:w="1100"/>
+            <w:shd w:fill="F2F2F2" w:val="clear"/>
+          </w:tcPr>
+          <w:p>
+            <w:r>
+              <w:rPr>
+                <w:b/>
+                <w:bCs/>
+                <w:sz w:val="18"/>
+                <w:szCs w:val="18"/>
+              </w:rPr>
+              <w:t xml:space="preserve">Area</w:t>
+            </w:r>
+          </w:p>
+        </w:tc>
+        <w:tc>
+          <w:tcPr>
+            <w:tcW w:type="dxa" w:w="2600"/>
+            <w:shd w:fill="F2F2F2" w:val="clear"/>
+          </w:tcPr>
+          <w:p>
+            <w:r>
+              <w:rPr>
+                <w:b/>
+                <w:bCs/>
+                <w:sz w:val="18"/>
+                <w:szCs w:val="18"/>
+              </w:rPr>
+              <w:t xml:space="preserve">Commitment</w:t>
+            </w:r>
+          </w:p>
+        </w:tc>
+        <w:tc>
+          <w:tcPr>
+            <w:tcW w:type="dxa" w:w="2400"/>
+            <w:shd w:fill="F2F2F2" w:val="clear"/>
+          </w:tcPr>
+          <w:p>
+            <w:r>
+              <w:rPr>
+                <w:b/>
+                <w:bCs/>
+                <w:sz w:val="18"/>
+                <w:szCs w:val="18"/>
+              </w:rPr>
+              <w:t xml:space="preserve">Specifics</w:t>
+            </w:r>
+          </w:p>
+        </w:tc>
+        <w:tc>
+          <w:tcPr>
+            <w:tcW w:type="dxa" w:w="900"/>
+            <w:shd w:fill="F2F2F2" w:val="clear"/>
+          </w:tcPr>
+          <w:p>
+            <w:r>
+              <w:rPr>
+                <w:b/>
+                <w:bCs/>
+                <w:sz w:val="18"/>
+                <w:szCs w:val="18"/>
+              </w:rPr>
+              <w:t xml:space="preserve">By when</w:t>
+            </w:r>
+          </w:p>
+        </w:tc>
+        <w:tc>
+          <w:tcPr>
+            <w:tcW w:type="dxa" w:w="1200"/>
+            <w:shd w:fill="F2F2F2" w:val="clear"/>
+          </w:tcPr>
+          <w:p>
+            <w:r>
+              <w:rPr>
+                <w:b/>
+                <w:bCs/>
+                <w:sz w:val="18"/>
+                <w:szCs w:val="18"/>
+              </w:rPr>
+              <w:t xml:space="preserve">Stage</w:t>
+            </w:r>
+          </w:p>
+        </w:tc>
+        <w:tc>
+          <w:tcPr>
+            <w:tcW w:type="dxa" w:w="800"/>
+            <w:shd w:fill="F2F2F2" w:val="clear"/>
+          </w:tcPr>
+          <w:p>
+            <w:r>
+              <w:rPr>
+                <w:b/>
+                <w:bCs/>
+                <w:sz w:val="18"/>
+                <w:szCs w:val="18"/>
+              </w:rPr>
+              <w:t xml:space="preserve">Thesis-critical</w:t>
+            </w:r>
+          </w:p>
+        </w:tc>
+      </w:tr>
+      <w:tr>
+        <w:tc>
+          <w:tcPr>
+            <w:tcW w:type="dxa" w:w="1100"/>
+          </w:tcPr>
+          <w:p>
+            <w:r>
+              <w:rPr>
+                <w:b w:val="false"/>
+                <w:bCs w:val="false"/>
+                <w:sz w:val="18"/>
+                <w:szCs w:val="18"/>
+              </w:rPr>
+              <w:t xml:space="preserve">growth</w:t>
+            </w:r>
+          </w:p>
+        </w:tc>
+        <w:tc>
+          <w:tcPr>
+            <w:tcW w:type="dxa" w:w="2600"/>
+          </w:tcPr>
+          <w:p>
+            <w:r>
+              <w:rPr>
+                <w:b w:val="false"/>
+                <w:bCs w:val="false"/>
+                <w:sz w:val="18"/>
+                <w:szCs w:val="18"/>
+              </w:rPr>
+              <w:t xml:space="preserve">~40% consolidated revenue growth in FY27</w:t>
+            </w:r>
+          </w:p>
+        </w:tc>
+        <w:tc>
+          <w:tcPr>
+            <w:tcW w:type="dxa" w:w="2400"/>
+          </w:tcPr>
+          <w:p>
+            <w:r>
+              <w:rPr>
+                <w:b w:val="false"/>
+                <w:bCs w:val="false"/>
+                <w:sz w:val="18"/>
+                <w:szCs w:val="18"/>
+              </w:rPr>
+              <w:t xml:space="preserve">leans on Dice contribution + cash-flow optimisation</w:t>
+            </w:r>
+          </w:p>
+        </w:tc>
+        <w:tc>
+          <w:tcPr>
+            <w:tcW w:type="dxa" w:w="900"/>
+          </w:tcPr>
+          <w:p>
+            <w:r>
+              <w:rPr>
+                <w:b w:val="false"/>
+                <w:bCs w:val="false"/>
+                <w:sz w:val="18"/>
+                <w:szCs w:val="18"/>
+              </w:rPr>
+              <w:t xml:space="preserve">FY27</w:t>
+            </w:r>
+          </w:p>
+        </w:tc>
+        <w:tc>
+          <w:tcPr>
+            <w:tcW w:type="dxa" w:w="1200"/>
+          </w:tcPr>
+          <w:p>
+            <w:r>
+              <w:rPr>
+                <w:b w:val="false"/>
+                <w:bCs w:val="false"/>
+                <w:sz w:val="18"/>
+                <w:szCs w:val="18"/>
+              </w:rPr>
+              <w:t xml:space="preserve">expectation</w:t>
+            </w:r>
+          </w:p>
+        </w:tc>
+        <w:tc>
+          <w:tcPr>
+            <w:tcW w:type="dxa" w:w="800"/>
+          </w:tcPr>
+          <w:p>
+            <w:r>
+              <w:rPr>
+                <w:b w:val="false"/>
+                <w:bCs w:val="false"/>
+                <w:sz w:val="18"/>
+                <w:szCs w:val="18"/>
+              </w:rPr>
+              <w:t xml:space="preserve">yes</w:t>
+            </w:r>
+          </w:p>
+        </w:tc>
+      </w:tr>
+      <w:tr>
+        <w:tc>
+          <w:tcPr>
+            <w:tcW w:type="dxa" w:w="1100"/>
+          </w:tcPr>
+          <w:p>
+            <w:r>
+              <w:rPr>
+                <w:b w:val="false"/>
+                <w:bCs w:val="false"/>
+                <w:sz w:val="18"/>
+                <w:szCs w:val="18"/>
+              </w:rPr>
+              <w:t xml:space="preserve">margin</w:t>
+            </w:r>
+          </w:p>
+        </w:tc>
+        <w:tc>
+          <w:tcPr>
+            <w:tcW w:type="dxa" w:w="2600"/>
+          </w:tcPr>
+          <w:p>
+            <w:r>
+              <w:rPr>
+                <w:b w:val="false"/>
+                <w:bCs w:val="false"/>
+                <w:sz w:val="18"/>
+                <w:szCs w:val="18"/>
+              </w:rPr>
+              <w:t xml:space="preserve">Margin normalisation after one-time Dice costs roll off</w:t>
+            </w:r>
+          </w:p>
+        </w:tc>
+        <w:tc>
+          <w:tcPr>
+            <w:tcW w:type="dxa" w:w="2400"/>
+          </w:tcPr>
+          <w:p>
+            <w:r>
+              <w:rPr>
+                <w:b w:val="false"/>
+                <w:bCs w:val="false"/>
+                <w:sz w:val="18"/>
+                <w:szCs w:val="18"/>
+              </w:rPr>
+              <w:t xml:space="preserve">Q1 FY27 adj EBITDA margin 8.2% vs ~10% normalised</w:t>
+            </w:r>
+          </w:p>
+        </w:tc>
+        <w:tc>
+          <w:tcPr>
+            <w:tcW w:type="dxa" w:w="900"/>
+          </w:tcPr>
+          <w:p>
+            <w:r>
+              <w:rPr>
+                <w:b w:val="false"/>
+                <w:bCs w:val="false"/>
+                <w:sz w:val="18"/>
+                <w:szCs w:val="18"/>
+              </w:rPr>
+              <w:t xml:space="preserve">6M</w:t>
+            </w:r>
+          </w:p>
+        </w:tc>
+        <w:tc>
+          <w:tcPr>
+            <w:tcW w:type="dxa" w:w="1200"/>
+          </w:tcPr>
+          <w:p>
+            <w:r>
+              <w:rPr>
+                <w:b w:val="false"/>
+                <w:bCs w:val="false"/>
+                <w:sz w:val="18"/>
+                <w:szCs w:val="18"/>
+              </w:rPr>
+              <w:t xml:space="preserve">expectation</w:t>
+            </w:r>
+          </w:p>
+        </w:tc>
+        <w:tc>
+          <w:tcPr>
+            <w:tcW w:type="dxa" w:w="800"/>
+          </w:tcPr>
+          <w:p>
+            <w:r>
+              <w:rPr>
+                <w:b w:val="false"/>
+                <w:bCs w:val="false"/>
+                <w:sz w:val="18"/>
+                <w:szCs w:val="18"/>
+              </w:rPr>
+              <w:t xml:space="preserve">yes</w:t>
+            </w:r>
+          </w:p>
+        </w:tc>
+      </w:tr>
+      <w:tr>
+        <w:tc>
+          <w:tcPr>
+            <w:tcW w:type="dxa" w:w="1100"/>
+          </w:tcPr>
+          <w:p>
+            <w:r>
+              <w:rPr>
+                <w:b w:val="false"/>
+                <w:bCs w:val="false"/>
+                <w:sz w:val="18"/>
+                <w:szCs w:val="18"/>
+              </w:rPr>
+              <w:t xml:space="preserve">balance_sheet</w:t>
+            </w:r>
+          </w:p>
+        </w:tc>
+        <w:tc>
+          <w:tcPr>
+            <w:tcW w:type="dxa" w:w="2600"/>
+          </w:tcPr>
+          <w:p>
+            <w:r>
+              <w:rPr>
+                <w:b w:val="false"/>
+                <w:bCs w:val="false"/>
+                <w:sz w:val="18"/>
+                <w:szCs w:val="18"/>
+              </w:rPr>
+              <w:t xml:space="preserve">Cash-flow / working-capital optimisation</w:t>
+            </w:r>
+          </w:p>
+        </w:tc>
+        <w:tc>
+          <w:tcPr>
+            <w:tcW w:type="dxa" w:w="2400"/>
+          </w:tcPr>
+          <w:p>
+            <w:r>
+              <w:rPr>
+                <w:b w:val="false"/>
+                <w:bCs w:val="false"/>
+                <w:sz w:val="18"/>
+                <w:szCs w:val="18"/>
+              </w:rPr>
+              <w:t xml:space="preserve">reduce receivables intensity, improve CFO conversion</w:t>
+            </w:r>
+          </w:p>
+        </w:tc>
+        <w:tc>
+          <w:tcPr>
+            <w:tcW w:type="dxa" w:w="900"/>
+          </w:tcPr>
+          <w:p>
+            <w:r>
+              <w:rPr>
+                <w:b w:val="false"/>
+                <w:bCs w:val="false"/>
+                <w:sz w:val="18"/>
+                <w:szCs w:val="18"/>
+              </w:rPr>
+              <w:t xml:space="preserve">FY27</w:t>
+            </w:r>
+          </w:p>
+        </w:tc>
+        <w:tc>
+          <w:tcPr>
+            <w:tcW w:type="dxa" w:w="1200"/>
+          </w:tcPr>
+          <w:p>
+            <w:r>
+              <w:rPr>
+                <w:b w:val="false"/>
+                <w:bCs w:val="false"/>
+                <w:sz w:val="18"/>
+                <w:szCs w:val="18"/>
+              </w:rPr>
+              <w:t xml:space="preserve">expectation</w:t>
+            </w:r>
+          </w:p>
+        </w:tc>
+        <w:tc>
+          <w:tcPr>
+            <w:tcW w:type="dxa" w:w="800"/>
+          </w:tcPr>
+          <w:p>
+            <w:r>
+              <w:rPr>
+                <w:b w:val="false"/>
+                <w:bCs w:val="false"/>
+                <w:sz w:val="18"/>
+                <w:szCs w:val="18"/>
+              </w:rPr>
+              <w:t xml:space="preserve">yes</w:t>
+            </w:r>
+          </w:p>
+        </w:tc>
+      </w:tr>
+      <w:tr>
+        <w:tc>
+          <w:tcPr>
+            <w:tcW w:type="dxa" w:w="1100"/>
+          </w:tcPr>
+          <w:p>
+            <w:r>
+              <w:rPr>
+                <w:b w:val="false"/>
+                <w:bCs w:val="false"/>
+                <w:sz w:val="18"/>
+                <w:szCs w:val="18"/>
+              </w:rPr>
+              <w:t xml:space="preserve">new_business</w:t>
+            </w:r>
+          </w:p>
+        </w:tc>
+        <w:tc>
+          <w:tcPr>
+            <w:tcW w:type="dxa" w:w="2600"/>
+          </w:tcPr>
+          <w:p>
+            <w:r>
+              <w:rPr>
+                <w:b w:val="false"/>
+                <w:bCs w:val="false"/>
+                <w:sz w:val="18"/>
+                <w:szCs w:val="18"/>
+              </w:rPr>
+              <w:t xml:space="preserve">Fleet business via HPCL Driver Track Plus + Crompton Greaves Zaggle Save</w:t>
+            </w:r>
+          </w:p>
+        </w:tc>
+        <w:tc>
+          <w:tcPr>
+            <w:tcW w:type="dxa" w:w="2400"/>
+          </w:tcPr>
+          <w:p>
+            <w:r>
+              <w:rPr>
+                <w:b w:val="false"/>
+                <w:bCs w:val="false"/>
+                <w:sz w:val="18"/>
+                <w:szCs w:val="18"/>
+              </w:rPr>
+              <w:t xml:space="preserve">both 5-year, usage-linked, value not quantified</w:t>
+            </w:r>
+          </w:p>
+        </w:tc>
+        <w:tc>
+          <w:tcPr>
+            <w:tcW w:type="dxa" w:w="900"/>
+          </w:tcPr>
+          <w:p>
+            <w:r>
+              <w:rPr>
+                <w:b w:val="false"/>
+                <w:bCs w:val="false"/>
+                <w:sz w:val="18"/>
+                <w:szCs w:val="18"/>
+              </w:rPr>
+              <w:t xml:space="preserve">FY27</w:t>
+            </w:r>
+          </w:p>
+        </w:tc>
+        <w:tc>
+          <w:tcPr>
+            <w:tcW w:type="dxa" w:w="1200"/>
+          </w:tcPr>
+          <w:p>
+            <w:r>
+              <w:rPr>
+                <w:b w:val="false"/>
+                <w:bCs w:val="false"/>
+                <w:sz w:val="18"/>
+                <w:szCs w:val="18"/>
+              </w:rPr>
+              <w:t xml:space="preserve">commercial</w:t>
+            </w:r>
+          </w:p>
+        </w:tc>
+        <w:tc>
+          <w:tcPr>
+            <w:tcW w:type="dxa" w:w="800"/>
+          </w:tcPr>
+          <w:p>
+            <w:r>
+              <w:rPr>
+                <w:b w:val="false"/>
+                <w:bCs w:val="false"/>
+                <w:sz w:val="18"/>
+                <w:szCs w:val="18"/>
+              </w:rPr>
+              <w:t xml:space="preserve"/>
+            </w:r>
+          </w:p>
+        </w:tc>
+      </w:tr>
+    </w:tbl>
+    <w:p>
+      <w:pPr>
+        <w:spacing w:after="60" w:before="120"/>
+      </w:pPr>
+      <w:r>
+        <w:rPr>
+          <w:b/>
+          <w:bCs/>
+          <w:sz w:val="20"/>
+          <w:szCs w:val="20"/>
+        </w:rPr>
+        <w:t xml:space="preserve">Earnings chain: </w:t>
+      </w:r>
+      <w:r>
+        <w:rPr>
+          <w:b w:val="false"/>
+          <w:bCs w:val="false"/>
+          <w:sz w:val="20"/>
+          <w:szCs w:val="20"/>
+        </w:rPr>
+        <w:t xml:space="preserve">new enterprise logos + fleet deals</w:t>
+      </w:r>
+      <w:r>
+        <w:rPr>
+          <w:color w:val="666666"/>
+          <w:sz w:val="20"/>
+          <w:szCs w:val="20"/>
+        </w:rPr>
+        <w:t xml:space="preserve"> → </w:t>
+      </w:r>
+      <w:r>
+        <w:rPr>
+          <w:b w:val="false"/>
+          <w:bCs w:val="false"/>
+          <w:sz w:val="20"/>
+          <w:szCs w:val="20"/>
+        </w:rPr>
+        <w:t xml:space="preserve">platform spend volumes / MAU</w:t>
+      </w:r>
+      <w:r>
+        <w:rPr>
+          <w:color w:val="666666"/>
+          <w:sz w:val="20"/>
+          <w:szCs w:val="20"/>
+        </w:rPr>
+        <w:t xml:space="preserve"> → </w:t>
+      </w:r>
+      <w:r>
+        <w:rPr>
+          <w:b w:val="false"/>
+          <w:bCs w:val="false"/>
+          <w:sz w:val="20"/>
+          <w:szCs w:val="20"/>
+        </w:rPr>
+        <w:t xml:space="preserve">program fees + SaaS + Propel revenue</w:t>
+      </w:r>
+      <w:r>
+        <w:rPr>
+          <w:color w:val="666666"/>
+          <w:sz w:val="20"/>
+          <w:szCs w:val="20"/>
+        </w:rPr>
+        <w:t xml:space="preserve"> → </w:t>
+      </w:r>
+      <w:r>
+        <w:rPr>
+          <w:b w:val="false"/>
+          <w:bCs w:val="false"/>
+          <w:sz w:val="20"/>
+          <w:szCs w:val="20"/>
+        </w:rPr>
+        <w:t xml:space="preserve">operating leverage on fixed platform + sales cost</w:t>
+      </w:r>
+      <w:r>
+        <w:rPr>
+          <w:color w:val="666666"/>
+          <w:sz w:val="20"/>
+          <w:szCs w:val="20"/>
+        </w:rPr>
+        <w:t xml:space="preserve"> → </w:t>
+      </w:r>
+      <w:r>
+        <w:rPr>
+          <w:b w:val="false"/>
+          <w:bCs w:val="false"/>
+          <w:sz w:val="20"/>
+          <w:szCs w:val="20"/>
+        </w:rPr>
+        <w:t xml:space="preserve">adj EBITDA margin normalisation to ~10%+</w:t>
+      </w:r>
+      <w:r>
+        <w:rPr>
+          <w:color w:val="666666"/>
+          <w:sz w:val="20"/>
+          <w:szCs w:val="20"/>
+        </w:rPr>
+        <w:t xml:space="preserve"> → </w:t>
+      </w:r>
+      <w:r>
+        <w:rPr>
+          <w:b w:val="false"/>
+          <w:bCs w:val="false"/>
+          <w:sz w:val="20"/>
+          <w:szCs w:val="20"/>
+        </w:rPr>
+        <w:t xml:space="preserve">PAT</w:t>
+      </w:r>
+      <w:r>
+        <w:rPr>
+          <w:color w:val="666666"/>
+          <w:sz w:val="20"/>
+          <w:szCs w:val="20"/>
+        </w:rPr>
+        <w:t xml:space="preserve"> → </w:t>
+      </w:r>
+      <w:r>
+        <w:rPr>
+          <w:b/>
+          <w:bCs/>
+          <w:color w:val="A32020"/>
+          <w:sz w:val="20"/>
+          <w:szCs w:val="20"/>
+        </w:rPr>
+        <w:t xml:space="preserve">operating cash flow (receivables convert)</w:t>
+      </w:r>
+    </w:p>
+    <w:p>
+      <w:pPr>
+        <w:spacing w:after="120"/>
+      </w:pPr>
+      <w:r>
+        <w:rPr>
+          <w:color w:val="666666"/>
+          <w:sz w:val="18"/>
+          <w:szCs w:val="18"/>
+        </w:rPr>
+        <w:t xml:space="preserve">Bottleneck link: operating cash flow (receivables convert).</w:t>
+      </w:r>
+    </w:p>
+    <w:p>
+      <w:pPr>
+        <w:spacing w:after="120"/>
+      </w:pPr>
+      <w:r>
+        <w:rPr>
+          <w:color w:val="666666"/>
+          <w:sz w:val="18"/>
+          <w:szCs w:val="18"/>
+        </w:rPr>
+        <w:t xml:space="preserve">Operating leverage: unclear - guided but margin has compressed three quarters running</w:t>
+      </w:r>
+    </w:p>
+    <w:p>
+      <w:pPr>
+        <w:spacing w:after="120"/>
+      </w:pPr>
+      <w:r>
+        <w:rPr>
+          <w:color w:val="666666"/>
+          <w:sz w:val="18"/>
+          <w:szCs w:val="18"/>
+        </w:rPr>
+        <w:t xml:space="preserve">Evidenced: new enterprise logos + fleet deals; program fees + SaaS + Propel revenue. Still assumed: operating leverage on fixed platform + sales cost; adj EBITDA margin normalisation to ~10%+; operating cash flow (receivables convert).</w:t>
+      </w:r>
+    </w:p>
+    <w:p>
+      <w:pPr>
+        <w:spacing w:after="120"/>
+      </w:pPr>
+      <w:r>
+        <w:rPr>
+          <w:b/>
+          <w:bCs/>
+          <w:sz w:val="20"/>
+          <w:szCs w:val="20"/>
+        </w:rPr>
+        <w:t xml:space="preserve">Market expectation vs. our path:</w:t>
+      </w:r>
+    </w:p>
+    <w:tbl>
+      <w:tblPr>
+        <w:tblW w:type="dxa" w:w="9000"/>
+        <w:tblBorders>
+          <w:top w:val="single" w:color="auto" w:sz="4"/>
+          <w:left w:val="single" w:color="auto" w:sz="4"/>
+          <w:bottom w:val="single" w:color="auto" w:sz="4"/>
+          <w:right w:val="single" w:color="auto" w:sz="4"/>
+          <w:insideH w:val="single" w:color="auto" w:sz="4"/>
+          <w:insideV w:val="single" w:color="auto" w:sz="4"/>
+        </w:tblBorders>
+      </w:tblPr>
+      <w:tblGrid>
+        <w:gridCol w:w="3200"/>
+        <w:gridCol w:w="5800"/>
+      </w:tblGrid>
+      <w:tr>
+        <w:tc>
+          <w:tcPr>
+            <w:tcW w:type="dxa" w:w="3200"/>
+            <w:shd w:fill="F2F2F2" w:val="clear"/>
+          </w:tcPr>
+          <w:p>
+            <w:r>
+              <w:rPr>
+                <w:b/>
+                <w:bCs/>
+              </w:rPr>
+              <w:t xml:space="preserve">As of</w:t>
+            </w:r>
+          </w:p>
+        </w:tc>
+        <w:tc>
+          <w:tcPr>
+            <w:tcW w:type="dxa" w:w="5800"/>
+          </w:tcPr>
+          <w:p>
+            <w:r>
+              <w:t xml:space="preserve">2026-09-08</w:t>
+            </w:r>
+          </w:p>
+        </w:tc>
+      </w:tr>
+      <w:tr>
+        <w:tc>
+          <w:tcPr>
+            <w:tcW w:type="dxa" w:w="3200"/>
+            <w:shd w:fill="F2F2F2" w:val="clear"/>
+          </w:tcPr>
+          <w:p>
+            <w:r>
+              <w:rPr>
+                <w:b/>
+                <w:bCs/>
+              </w:rPr>
+              <w:t xml:space="preserve">Price / multiple</w:t>
+            </w:r>
+          </w:p>
+        </w:tc>
+        <w:tc>
+          <w:tcPr>
+            <w:tcW w:type="dxa" w:w="5800"/>
+          </w:tcPr>
+          <w:p>
+            <w:r>
+              <w:t xml:space="preserve">Rs 180 · 18.7x P/E</w:t>
+            </w:r>
+          </w:p>
+        </w:tc>
+      </w:tr>
+      <w:tr>
+        <w:tc>
+          <w:tcPr>
+            <w:tcW w:type="dxa" w:w="3200"/>
+            <w:shd w:fill="F2F2F2" w:val="clear"/>
+          </w:tcPr>
+          <w:p>
+            <w:r>
+              <w:rPr>
+                <w:b/>
+                <w:bCs/>
+              </w:rPr>
+              <w:t xml:space="preserve">Right valuation lens</w:t>
+            </w:r>
+          </w:p>
+        </w:tc>
+        <w:tc>
+          <w:tcPr>
+            <w:tcW w:type="dxa" w:w="5800"/>
+          </w:tcPr>
+          <w:p>
+            <w:r>
+              <w:t xml:space="preserve">P/E</w:t>
+            </w:r>
+          </w:p>
+        </w:tc>
+      </w:tr>
+      <w:tr>
+        <w:tc>
+          <w:tcPr>
+            <w:tcW w:type="dxa" w:w="3200"/>
+            <w:shd w:fill="F2F2F2" w:val="clear"/>
+          </w:tcPr>
+          <w:p>
+            <w:r>
+              <w:rPr>
+                <w:b/>
+                <w:bCs/>
+              </w:rPr>
+              <w:t xml:space="preserve">Price implies</w:t>
+            </w:r>
+          </w:p>
+        </w:tc>
+        <w:tc>
+          <w:tcPr>
+            <w:tcW w:type="dxa" w:w="5800"/>
+          </w:tcPr>
+          <w:p>
+            <w:r>
+              <w:t xml:space="preserve">~15-18% EPS CAGR FY26-28 justifies ~18.7x today at a ~20x exit; recent trailing PAT is down YoY so near-term EPS growth must inflect back up</w:t>
+            </w:r>
+          </w:p>
+        </w:tc>
+      </w:tr>
+      <w:tr>
+        <w:tc>
+          <w:tcPr>
+            <w:tcW w:type="dxa" w:w="3200"/>
+            <w:shd w:fill="F2F2F2" w:val="clear"/>
+          </w:tcPr>
+          <w:p>
+            <w:r>
+              <w:rPr>
+                <w:b/>
+                <w:bCs/>
+              </w:rPr>
+              <w:t xml:space="preserve">Our FY27</w:t>
+            </w:r>
+          </w:p>
+        </w:tc>
+        <w:tc>
+          <w:tcPr>
+            <w:tcW w:type="dxa" w:w="5800"/>
+          </w:tcPr>
+          <w:p>
+            <w:r>
+              <w:t xml:space="preserve">revenue +25-35% (guidance ~40% looks stretched given Q1), PAT roughly flat-to-modestly-up as margin recovers only partly</w:t>
+            </w:r>
+          </w:p>
+        </w:tc>
+      </w:tr>
+      <w:tr>
+        <w:tc>
+          <w:tcPr>
+            <w:tcW w:type="dxa" w:w="3200"/>
+            <w:shd w:fill="F2F2F2" w:val="clear"/>
+          </w:tcPr>
+          <w:p>
+            <w:r>
+              <w:rPr>
+                <w:b/>
+                <w:bCs/>
+              </w:rPr>
+              <w:t xml:space="preserve">Our FY28</w:t>
+            </w:r>
+          </w:p>
+        </w:tc>
+        <w:tc>
+          <w:tcPr>
+            <w:tcW w:type="dxa" w:w="5800"/>
+          </w:tcPr>
+          <w:p>
+            <w:r>
+              <w:t xml:space="preserve">second leg depends on program-fee re-acceleration + fleet deal ramp + receivables normalising; wide range</w:t>
+            </w:r>
+          </w:p>
+        </w:tc>
+      </w:tr>
+      <w:tr>
+        <w:tc>
+          <w:tcPr>
+            <w:tcW w:type="dxa" w:w="3200"/>
+            <w:shd w:fill="F2F2F2" w:val="clear"/>
+          </w:tcPr>
+          <w:p>
+            <w:r>
+              <w:rPr>
+                <w:b/>
+                <w:bCs/>
+              </w:rPr>
+              <w:t xml:space="preserve">Gap direction</w:t>
+            </w:r>
+          </w:p>
+        </w:tc>
+        <w:tc>
+          <w:tcPr>
+            <w:tcW w:type="dxa" w:w="5800"/>
+          </w:tcPr>
+          <w:p>
+            <w:r>
+              <w:t xml:space="preserve">partially-priced</w:t>
+            </w:r>
+          </w:p>
+        </w:tc>
+      </w:tr>
+      <w:tr>
+        <w:tc>
+          <w:tcPr>
+            <w:tcW w:type="dxa" w:w="3200"/>
+            <w:shd w:fill="F2F2F2" w:val="clear"/>
+          </w:tcPr>
+          <w:p>
+            <w:r>
+              <w:rPr>
+                <w:b/>
+                <w:bCs/>
+              </w:rPr>
+              <w:t xml:space="preserve">Gap type</w:t>
+            </w:r>
+          </w:p>
+        </w:tc>
+        <w:tc>
+          <w:tcPr>
+            <w:tcW w:type="dxa" w:w="5800"/>
+          </w:tcPr>
+          <w:p>
+            <w:r>
+              <w:t xml:space="preserve">margin</w:t>
+            </w:r>
+          </w:p>
+        </w:tc>
+      </w:tr>
+      <w:tr>
+        <w:tc>
+          <w:tcPr>
+            <w:tcW w:type="dxa" w:w="3200"/>
+            <w:shd w:fill="F2F2F2" w:val="clear"/>
+          </w:tcPr>
+          <w:p>
+            <w:r>
+              <w:rPr>
+                <w:b/>
+                <w:bCs/>
+              </w:rPr>
+              <w:t xml:space="preserve">Gap magnitude</w:t>
+            </w:r>
+          </w:p>
+        </w:tc>
+        <w:tc>
+          <w:tcPr>
+            <w:tcW w:type="dxa" w:w="5800"/>
+          </w:tcPr>
+          <w:p>
+            <w:r>
+              <w:t xml:space="preserve">not estimable</w:t>
+            </w:r>
+          </w:p>
+        </w:tc>
+      </w:tr>
+      <w:tr>
+        <w:tc>
+          <w:tcPr>
+            <w:tcW w:type="dxa" w:w="3200"/>
+            <w:shd w:fill="F2F2F2" w:val="clear"/>
+          </w:tcPr>
+          <w:p>
+            <w:r>
+              <w:rPr>
+                <w:b/>
+                <w:bCs/>
+              </w:rPr>
+              <w:t xml:space="preserve">Gap basis</w:t>
+            </w:r>
+          </w:p>
+        </w:tc>
+        <w:tc>
+          <w:tcPr>
+            <w:tcW w:type="dxa" w:w="5800"/>
+          </w:tcPr>
+          <w:p>
+            <w:r>
+              <w:t xml:space="preserve">at ~18.7x the multiple already discounts the deceleration; upside needs margin normalisation + growth re-acceleration that is guided but not yet evidenced</w:t>
+            </w:r>
+          </w:p>
+        </w:tc>
+      </w:tr>
+      <w:tr>
+        <w:tc>
+          <w:tcPr>
+            <w:tcW w:type="dxa" w:w="3200"/>
+            <w:shd w:fill="F2F2F2" w:val="clear"/>
+          </w:tcPr>
+          <w:p>
+            <w:r>
+              <w:rPr>
+                <w:b/>
+                <w:bCs/>
+              </w:rPr>
+              <w:t xml:space="preserve">Evidence quality</w:t>
+            </w:r>
+          </w:p>
+        </w:tc>
+        <w:tc>
+          <w:tcPr>
+            <w:tcW w:type="dxa" w:w="5800"/>
+          </w:tcPr>
+          <w:p>
+            <w:r>
+              <w:t xml:space="preserve">weak</w:t>
+            </w:r>
+          </w:p>
+        </w:tc>
+      </w:tr>
+    </w:tbl>
+    <w:p>
+      <w:pPr>
+        <w:spacing w:after="120"/>
+      </w:pPr>
+      <w:r>
+        <w:rPr>
+          <w:i/>
+          <w:iCs/>
+          <w:color w:val="666666"/>
+          <w:sz w:val="16"/>
+          <w:szCs w:val="16"/>
+        </w:rPr>
+        <w:t xml:space="preserve">no broker consensus; implied path is a reverse-P/E estimate + screener.in forward figures + VP thread view</w:t>
+      </w:r>
+    </w:p>
+    <w:p>
+      <w:pPr>
+        <w:spacing w:after="120" w:before="120"/>
+      </w:pPr>
+      <w:r>
+        <w:rPr>
+          <w:b/>
+          <w:bCs/>
+          <w:sz w:val="20"/>
+          <w:szCs w:val="20"/>
+        </w:rPr>
+        <w:t xml:space="preserve">Catalyst: </w:t>
+      </w:r>
+      <w:r>
+        <w:rPr>
+          <w:sz w:val="20"/>
+          <w:szCs w:val="20"/>
+        </w:rPr>
+        <w:t xml:space="preserve">A Q2/Q3 FY27 print showing program-fee growth re-accelerating and adj EBITDA margin back toward 10% with receivables flat-to-down</w:t>
+      </w:r>
+      <w:r>
+        <w:rPr>
+          <w:color w:val="666666"/>
+          <w:sz w:val="18"/>
+          <w:szCs w:val="18"/>
+        </w:rPr>
+        <w:t xml:space="preserve"> (window ~6M from 2026-09-08; undated; evidence low; pending)</w:t>
       </w:r>
     </w:p>
     <w:p>
@@ -287,15 +1928,549 @@
         <w:spacing w:after="120" w:before="280"/>
       </w:pPr>
       <w:r>
-        <w:t xml:space="preserve">BSE Corporate Actions / Other Red Flags</w:t>
-      </w:r>
-    </w:p>
-    <w:p>
-      <w:pPr>
-        <w:spacing w:after="120"/>
-      </w:pPr>
-      <w:r>
-        <w:t xml:space="preserve">Not checked this pass.</w:t>
+        <w:t xml:space="preserve">Ishmohit-Lens Checks (value chain · earnings quality · growth trajectory · management · quality metrics · track record · global-signal check)</w:t>
+      </w:r>
+    </w:p>
+    <w:p>
+      <w:pPr>
+        <w:spacing w:after="120"/>
+      </w:pPr>
+      <w:r>
+        <w:rPr>
+          <w:i/>
+          <w:iCs/>
+          <w:color w:val="666666"/>
+          <w:sz w:val="18"/>
+          <w:szCs w:val="18"/>
+        </w:rPr>
+        <w:t xml:space="preserve">Extra checks drawn from @ishmohit1 / SOIC methodology (playbook/ishmohit-soic-style.md): where the company sits in its value chain and what the supply side is doing, whether a margin/PAT inflection is structural or a cyclical peak, the rate-of-change of growth vs. what the multiple demands, and management quality as a positive attribute.</w:t>
+      </w:r>
+    </w:p>
+    <w:p>
+      <w:pPr>
+        <w:spacing w:after="60" w:before="120"/>
+      </w:pPr>
+      <w:r>
+        <w:rPr>
+          <w:b/>
+          <w:bCs/>
+          <w:sz w:val="20"/>
+          <w:szCs w:val="20"/>
+        </w:rPr>
+        <w:t xml:space="preserve">Earnings quality: </w:t>
+      </w:r>
+      <w:r>
+        <w:rPr>
+          <w:sz w:val="20"/>
+          <w:szCs w:val="20"/>
+        </w:rPr>
+        <w:t xml:space="preserve">margin driver mixed</w:t>
+      </w:r>
+      <w:r>
+        <w:rPr>
+          <w:b/>
+          <w:bCs/>
+          <w:color w:val="A32020"/>
+          <w:sz w:val="20"/>
+          <w:szCs w:val="20"/>
+        </w:rPr>
+        <w:t xml:space="preserve"/>
+      </w:r>
+    </w:p>
+    <w:p>
+      <w:pPr>
+        <w:spacing w:after="120"/>
+      </w:pPr>
+      <w:r>
+        <w:rPr>
+          <w:color w:val="666666"/>
+          <w:sz w:val="18"/>
+          <w:szCs w:val="18"/>
+        </w:rPr>
+        <w:t xml:space="preserve">Drivers: revenue mix shift between low-margin program fees and higher-margin SaaS/Propel; capitalisation policy for software/customer-acquisition spend; acquisition integration costs (Dice) and employee increments.</w:t>
+      </w:r>
+    </w:p>
+    <w:p>
+      <w:pPr>
+        <w:spacing w:after="120"/>
+      </w:pPr>
+      <w:r>
+        <w:rPr>
+          <w:color w:val="666666"/>
+          <w:sz w:val="18"/>
+          <w:szCs w:val="18"/>
+        </w:rPr>
+        <w:t xml:space="preserve">Reported adj EBITDA margin has compressed for three straight quarters to 8.2%; this is below, not above, a defensible through-cycle level (~10-11%). The risk here is margins staying depressed, not mean-reverting down from a peak.</w:t>
+      </w:r>
+    </w:p>
+    <w:p>
+      <w:pPr>
+        <w:spacing w:after="60" w:before="120"/>
+      </w:pPr>
+      <w:r>
+        <w:rPr>
+          <w:b/>
+          <w:bCs/>
+          <w:sz w:val="20"/>
+          <w:szCs w:val="20"/>
+        </w:rPr>
+        <w:t xml:space="preserve">Growth trajectory: </w:t>
+      </w:r>
+      <w:r>
+        <w:rPr>
+          <w:b/>
+          <w:bCs/>
+          <w:color w:val="A32020"/>
+          <w:sz w:val="20"/>
+          <w:szCs w:val="20"/>
+        </w:rPr>
+        <w:t xml:space="preserve">YoY growth rate is decelerating</w:t>
+      </w:r>
+    </w:p>
+    <w:p>
+      <w:pPr>
+        <w:spacing w:after="120"/>
+      </w:pPr>
+      <w:r>
+        <w:rPr>
+          <w:color w:val="666666"/>
+          <w:sz w:val="18"/>
+          <w:szCs w:val="18"/>
+        </w:rPr>
+        <w:t xml:space="preserve">YoY revenue growth oldest-&gt;newest roughly: ~45%, ~48%, ~44%, ~40%, 28% (Q1 FY27); program-fee sub-line grew only ~10% in Q1 FY27</w:t>
+      </w:r>
+    </w:p>
+    <w:p>
+      <w:pPr>
+        <w:spacing w:after="120"/>
+      </w:pPr>
+      <w:r>
+        <w:rPr>
+          <w:color w:val="666666"/>
+          <w:sz w:val="18"/>
+          <w:szCs w:val="18"/>
+        </w:rPr>
+        <w:t xml:space="preserve">Reverse P/E: ~18.7x trailing needs mid-teens+ EPS CAGR FY26-28; trailing PAT is currently down YoY, so the multiple is betting on a near-term inflection back up that Q1 did not show.</w:t>
+      </w:r>
+    </w:p>
+    <w:p>
+      <w:pPr>
+        <w:spacing w:after="120"/>
+      </w:pPr>
+      <w:r>
+        <w:rPr>
+          <w:b/>
+          <w:bCs/>
+          <w:sz w:val="20"/>
+          <w:szCs w:val="20"/>
+        </w:rPr>
+        <w:t xml:space="preserve">Management quality (TVGP's "P"):</w:t>
+      </w:r>
+    </w:p>
+    <w:tbl>
+      <w:tblPr>
+        <w:tblW w:type="dxa" w:w="9000"/>
+        <w:tblBorders>
+          <w:top w:val="single" w:color="auto" w:sz="4"/>
+          <w:left w:val="single" w:color="auto" w:sz="4"/>
+          <w:bottom w:val="single" w:color="auto" w:sz="4"/>
+          <w:right w:val="single" w:color="auto" w:sz="4"/>
+          <w:insideH w:val="single" w:color="auto" w:sz="4"/>
+          <w:insideV w:val="single" w:color="auto" w:sz="4"/>
+        </w:tblBorders>
+      </w:tblPr>
+      <w:tblGrid>
+        <w:gridCol w:w="3200"/>
+        <w:gridCol w:w="5800"/>
+      </w:tblGrid>
+      <w:tr>
+        <w:tc>
+          <w:tcPr>
+            <w:tcW w:type="dxa" w:w="3200"/>
+            <w:shd w:fill="F2F2F2" w:val="clear"/>
+          </w:tcPr>
+          <w:p>
+            <w:r>
+              <w:rPr>
+                <w:b/>
+                <w:bCs/>
+              </w:rPr>
+              <w:t xml:space="preserve">Assessment</w:t>
+            </w:r>
+          </w:p>
+        </w:tc>
+        <w:tc>
+          <w:tcPr>
+            <w:tcW w:type="dxa" w:w="5800"/>
+          </w:tcPr>
+          <w:p>
+            <w:r>
+              <w:t xml:space="preserve">neutral</w:t>
+            </w:r>
+          </w:p>
+        </w:tc>
+      </w:tr>
+      <w:tr>
+        <w:tc>
+          <w:tcPr>
+            <w:tcW w:type="dxa" w:w="3200"/>
+            <w:shd w:fill="F2F2F2" w:val="clear"/>
+          </w:tcPr>
+          <w:p>
+            <w:r>
+              <w:rPr>
+                <w:b/>
+                <w:bCs/>
+              </w:rPr>
+              <w:t xml:space="preserve">Capital allocation</w:t>
+            </w:r>
+          </w:p>
+        </w:tc>
+        <w:tc>
+          <w:tcPr>
+            <w:tcW w:type="dxa" w:w="5800"/>
+          </w:tcPr>
+          <w:p>
+            <w:r>
+              <w:t xml:space="preserve">Reinvested organic cash plus made acquisitions (Dice, Unobanc stake); incremental ROCE modest (consolidated ROCE ~14%, down from higher). No unrelated diversification. Working capital / receivables intensity has risen. (neutral)</w:t>
+            </w:r>
+          </w:p>
+        </w:tc>
+      </w:tr>
+      <w:tr>
+        <w:tc>
+          <w:tcPr>
+            <w:tcW w:type="dxa" w:w="3200"/>
+            <w:shd w:fill="F2F2F2" w:val="clear"/>
+          </w:tcPr>
+          <w:p>
+            <w:r>
+              <w:rPr>
+                <w:b/>
+                <w:bCs/>
+              </w:rPr>
+              <w:t xml:space="preserve">Related-party trend</w:t>
+            </w:r>
+          </w:p>
+        </w:tc>
+        <w:tc>
+          <w:tcPr>
+            <w:tcW w:type="dxa" w:w="5800"/>
+          </w:tcPr>
+          <w:p>
+            <w:r>
+              <w:t xml:space="preserve">unclear</w:t>
+            </w:r>
+          </w:p>
+        </w:tc>
+      </w:tr>
+      <w:tr>
+        <w:tc>
+          <w:tcPr>
+            <w:tcW w:type="dxa" w:w="3200"/>
+            <w:shd w:fill="F2F2F2" w:val="clear"/>
+          </w:tcPr>
+          <w:p>
+            <w:r>
+              <w:rPr>
+                <w:b/>
+                <w:bCs/>
+              </w:rPr>
+              <w:t xml:space="preserve">Guidance credibility</w:t>
+            </w:r>
+          </w:p>
+        </w:tc>
+        <w:tc>
+          <w:tcPr>
+            <w:tcW w:type="dxa" w:w="5800"/>
+          </w:tcPr>
+          <w:p>
+            <w:r>
+              <w:t xml:space="preserve">mixed</w:t>
+            </w:r>
+          </w:p>
+        </w:tc>
+      </w:tr>
+      <w:tr>
+        <w:tc>
+          <w:tcPr>
+            <w:tcW w:type="dxa" w:w="3200"/>
+            <w:shd w:fill="F2F2F2" w:val="clear"/>
+          </w:tcPr>
+          <w:p>
+            <w:r>
+              <w:rPr>
+                <w:b/>
+                <w:bCs/>
+              </w:rPr>
+              <w:t xml:space="preserve">Shareholder returns</w:t>
+            </w:r>
+          </w:p>
+        </w:tc>
+        <w:tc>
+          <w:tcPr>
+            <w:tcW w:type="dxa" w:w="5800"/>
+          </w:tcPr>
+          <w:p>
+            <w:r>
+              <w:t xml:space="preserve">none</w:t>
+            </w:r>
+          </w:p>
+        </w:tc>
+      </w:tr>
+      <w:tr>
+        <w:tc>
+          <w:tcPr>
+            <w:tcW w:type="dxa" w:w="3200"/>
+            <w:shd w:fill="F2F2F2" w:val="clear"/>
+          </w:tcPr>
+          <w:p>
+            <w:r>
+              <w:rPr>
+                <w:b/>
+                <w:bCs/>
+              </w:rPr>
+              <w:t xml:space="preserve">Capability ladder / VAP</w:t>
+            </w:r>
+          </w:p>
+        </w:tc>
+        <w:tc>
+          <w:tcPr>
+            <w:tcW w:type="dxa" w:w="5800"/>
+          </w:tcPr>
+          <w:p>
+            <w:r>
+              <w:t xml:space="preserve">AI 'Zaggle Brain' platform positioned as moving up the product-value curve; fleet business is an adjacency expansion</w:t>
+            </w:r>
+          </w:p>
+        </w:tc>
+      </w:tr>
+    </w:tbl>
+    <w:p>
+      <w:pPr>
+        <w:spacing w:after="120"/>
+      </w:pPr>
+      <w:r>
+        <w:rPr>
+          <w:b/>
+          <w:bCs/>
+          <w:sz w:val="20"/>
+          <w:szCs w:val="20"/>
+        </w:rPr>
+        <w:t xml:space="preserve">Quality metrics (ROCE · debt · FCF · margin · capex):</w:t>
+      </w:r>
+    </w:p>
+    <w:tbl>
+      <w:tblPr>
+        <w:tblW w:type="dxa" w:w="9000"/>
+        <w:tblBorders>
+          <w:top w:val="single" w:color="auto" w:sz="4"/>
+          <w:left w:val="single" w:color="auto" w:sz="4"/>
+          <w:bottom w:val="single" w:color="auto" w:sz="4"/>
+          <w:right w:val="single" w:color="auto" w:sz="4"/>
+          <w:insideH w:val="single" w:color="auto" w:sz="4"/>
+          <w:insideV w:val="single" w:color="auto" w:sz="4"/>
+        </w:tblBorders>
+      </w:tblPr>
+      <w:tblGrid>
+        <w:gridCol w:w="3200"/>
+        <w:gridCol w:w="5800"/>
+      </w:tblGrid>
+      <w:tr>
+        <w:tc>
+          <w:tcPr>
+            <w:tcW w:type="dxa" w:w="3200"/>
+            <w:shd w:fill="F2F2F2" w:val="clear"/>
+          </w:tcPr>
+          <w:p>
+            <w:r>
+              <w:rPr>
+                <w:b/>
+                <w:bCs/>
+              </w:rPr>
+              <w:t xml:space="preserve">Assessment</w:t>
+            </w:r>
+          </w:p>
+        </w:tc>
+        <w:tc>
+          <w:tcPr>
+            <w:tcW w:type="dxa" w:w="5800"/>
+          </w:tcPr>
+          <w:p>
+            <w:r>
+              <w:t xml:space="preserve">concern</w:t>
+            </w:r>
+          </w:p>
+        </w:tc>
+      </w:tr>
+      <w:tr>
+        <w:tc>
+          <w:tcPr>
+            <w:tcW w:type="dxa" w:w="3200"/>
+            <w:shd w:fill="F2F2F2" w:val="clear"/>
+          </w:tcPr>
+          <w:p>
+            <w:r>
+              <w:rPr>
+                <w:b/>
+                <w:bCs/>
+              </w:rPr>
+              <w:t xml:space="preserve">ROCE</w:t>
+            </w:r>
+          </w:p>
+        </w:tc>
+        <w:tc>
+          <w:tcPr>
+            <w:tcW w:type="dxa" w:w="5800"/>
+          </w:tcPr>
+          <w:p>
+            <w:r>
+              <w:t xml:space="preserve">14% (declining)</w:t>
+            </w:r>
+          </w:p>
+        </w:tc>
+      </w:tr>
+      <w:tr>
+        <w:tc>
+          <w:tcPr>
+            <w:tcW w:type="dxa" w:w="3200"/>
+            <w:shd w:fill="F2F2F2" w:val="clear"/>
+          </w:tcPr>
+          <w:p>
+            <w:r>
+              <w:rPr>
+                <w:b/>
+                <w:bCs/>
+              </w:rPr>
+              <w:t xml:space="preserve">Leverage</w:t>
+            </w:r>
+          </w:p>
+        </w:tc>
+        <w:tc>
+          <w:tcPr>
+            <w:tcW w:type="dxa" w:w="5800"/>
+          </w:tcPr>
+          <w:p>
+            <w:r>
+              <w:t xml:space="preserve">Net debt/EBITDA 0x</w:t>
+            </w:r>
+          </w:p>
+        </w:tc>
+      </w:tr>
+      <w:tr>
+        <w:tc>
+          <w:tcPr>
+            <w:tcW w:type="dxa" w:w="3200"/>
+            <w:shd w:fill="F2F2F2" w:val="clear"/>
+          </w:tcPr>
+          <w:p>
+            <w:r>
+              <w:rPr>
+                <w:b/>
+                <w:bCs/>
+              </w:rPr>
+              <w:t xml:space="preserve">FCF conversion</w:t>
+            </w:r>
+          </w:p>
+        </w:tc>
+        <w:tc>
+          <w:tcPr>
+            <w:tcW w:type="dxa" w:w="5800"/>
+          </w:tcPr>
+          <w:p>
+            <w:r>
+              <w:t xml:space="preserve">-10%</w:t>
+            </w:r>
+          </w:p>
+        </w:tc>
+      </w:tr>
+      <w:tr>
+        <w:tc>
+          <w:tcPr>
+            <w:tcW w:type="dxa" w:w="3200"/>
+            <w:shd w:fill="F2F2F2" w:val="clear"/>
+          </w:tcPr>
+          <w:p>
+            <w:r>
+              <w:rPr>
+                <w:b/>
+                <w:bCs/>
+              </w:rPr>
+              <w:t xml:space="preserve">Margin trend</w:t>
+            </w:r>
+          </w:p>
+        </w:tc>
+        <w:tc>
+          <w:tcPr>
+            <w:tcW w:type="dxa" w:w="5800"/>
+          </w:tcPr>
+          <w:p>
+            <w:r>
+              <w:t xml:space="preserve">contracting</w:t>
+            </w:r>
+          </w:p>
+        </w:tc>
+      </w:tr>
+      <w:tr>
+        <w:tc>
+          <w:tcPr>
+            <w:tcW w:type="dxa" w:w="3200"/>
+            <w:shd w:fill="F2F2F2" w:val="clear"/>
+          </w:tcPr>
+          <w:p>
+            <w:r>
+              <w:rPr>
+                <w:b/>
+                <w:bCs/>
+              </w:rPr>
+              <w:t xml:space="preserve">Capex efficiency</w:t>
+            </w:r>
+          </w:p>
+        </w:tc>
+        <w:tc>
+          <w:tcPr>
+            <w:tcW w:type="dxa" w:w="5800"/>
+          </w:tcPr>
+          <w:p>
+            <w:r>
+              <w:t xml:space="preserve">neutral</w:t>
+            </w:r>
+          </w:p>
+        </w:tc>
+      </w:tr>
+    </w:tbl>
+    <w:p>
+      <w:pPr>
+        <w:spacing w:after="60" w:before="120"/>
+      </w:pPr>
+      <w:r>
+        <w:rPr>
+          <w:b/>
+          <w:bCs/>
+          <w:sz w:val="20"/>
+          <w:szCs w:val="20"/>
+        </w:rPr>
+        <w:t xml:space="preserve">Track record (Coffee Can persistence check): </w:t>
+      </w:r>
+      <w:r>
+        <w:rPr>
+          <w:sz w:val="20"/>
+          <w:szCs w:val="20"/>
+        </w:rPr>
+        <w:t xml:space="preserve">cleared revenue growth ≥10% AND ROCE ≥15% in 1 of the last 3 years (consistency_score 33)</w:t>
+      </w:r>
+    </w:p>
+    <w:p>
+      <w:pPr>
+        <w:spacing w:after="120"/>
+      </w:pPr>
+      <w:r>
+        <w:rPr>
+          <w:color w:val="666666"/>
+          <w:sz w:val="18"/>
+          <w:szCs w:val="18"/>
+        </w:rPr>
+        <w:t xml:space="preserve">FY24-FY26 verifiable. Revenue growth exceeded 10% in all three years, but ROCE has hovered ~13-15% (FY26 ~14%), clearing the 15% bar in at most one year. Company listed Sept 2023, so the pre-listing base is thin.</w:t>
       </w:r>
     </w:p>
     <w:p>
@@ -304,47 +2479,14 @@
         <w:spacing w:after="120" w:before="280"/>
       </w:pPr>
       <w:r>
-        <w:t xml:space="preserve">Bull Case</w:t>
-      </w:r>
-    </w:p>
-    <w:p>
-      <w:pPr>
-        <w:pStyle w:val="ListParagraph"/>
-        <w:numPr>
-          <w:ilvl w:val="0"/>
-          <w:numId w:val="1"/>
-        </w:numPr>
-        <w:spacing w:after="60"/>
-      </w:pPr>
-      <w:r>
-        <w:t xml:space="preserve">Still-strong revenue growth (27.5% YoY latest quarter, far above industry median) in a genuine structural SaaS/fintech niche</w:t>
-      </w:r>
-    </w:p>
-    <w:p>
-      <w:pPr>
-        <w:pStyle w:val="ListParagraph"/>
-        <w:numPr>
-          <w:ilvl w:val="0"/>
-          <w:numId w:val="1"/>
-        </w:numPr>
-        <w:spacing w:after="60"/>
-      </w:pPr>
-      <w:r>
-        <w:t xml:space="preserve">Management has guided to structurally lower cashback payout ratios over the next 5 years, which would materially improve unit economics if delivered</w:t>
-      </w:r>
-    </w:p>
-    <w:p>
-      <w:pPr>
-        <w:pStyle w:val="ListParagraph"/>
-        <w:numPr>
-          <w:ilvl w:val="0"/>
-          <w:numId w:val="1"/>
-        </w:numPr>
-        <w:spacing w:after="60"/>
-      </w:pPr>
-      <w:r>
-        <w:t xml:space="preserve">Small-cap size (~Rs 2,700-2,800 Cr) leaves real re-rating room if execution improves</w:t>
-      </w:r>
+        <w:t xml:space="preserve">Technical Read (Weekly / Monthly MACD + Bollinger Bands, or RSI/CCI/Williams %R proxy)</w:t>
+      </w:r>
+    </w:p>
+    <w:p>
+      <w:pPr>
+        <w:spacing w:after="120"/>
+      </w:pPr>
+      <w:r/>
     </w:p>
     <w:p>
       <w:pPr>
@@ -352,59 +2494,36 @@
         <w:spacing w:after="120" w:before="280"/>
       </w:pPr>
       <w:r>
-        <w:t xml:space="preserve">Bear Case / Key Risks</w:t>
-      </w:r>
-    </w:p>
-    <w:p>
-      <w:pPr>
-        <w:pStyle w:val="ListParagraph"/>
-        <w:numPr>
-          <w:ilvl w:val="0"/>
-          <w:numId w:val="1"/>
-        </w:numPr>
-        <w:spacing w:after="60"/>
-      </w:pPr>
-      <w:r>
-        <w:t xml:space="preserve">Real, current cash-flow concern: negative operating cash flow alongside sharply rising receivables -- growth is not yet converting to cash</w:t>
-      </w:r>
-    </w:p>
-    <w:p>
-      <w:pPr>
-        <w:pStyle w:val="ListParagraph"/>
-        <w:numPr>
-          <w:ilvl w:val="0"/>
-          <w:numId w:val="1"/>
-        </w:numPr>
-        <w:spacing w:after="60"/>
-      </w:pPr>
-      <w:r>
-        <w:t xml:space="preserve">Growth deceleration from historical 80% CAGR to 27.5% YoY, with profit actually declining YoY in the latest quarter</w:t>
-      </w:r>
-    </w:p>
-    <w:p>
-      <w:pPr>
-        <w:pStyle w:val="ListParagraph"/>
-        <w:numPr>
-          <w:ilvl w:val="0"/>
-          <w:numId w:val="1"/>
-        </w:numPr>
-        <w:spacing w:after="60"/>
-      </w:pPr>
-      <w:r>
-        <w:t xml:space="preserve">Repeated, specific community criticism of investor communication quality and disclosure practices</w:t>
-      </w:r>
-    </w:p>
-    <w:p>
-      <w:pPr>
-        <w:pStyle w:val="ListParagraph"/>
-        <w:numPr>
-          <w:ilvl w:val="0"/>
-          <w:numId w:val="1"/>
-        </w:numPr>
-        <w:spacing w:after="60"/>
-      </w:pPr>
-      <w:r>
-        <w:t xml:space="preserve">Foreign institutional holders have been exiting (74 to 52 holders in one quarter)</w:t>
+        <w:t xml:space="preserve">ValuePickr Community Signal</w:t>
+      </w:r>
+    </w:p>
+    <w:p>
+      <w:pPr>
+        <w:spacing w:after="120"/>
+      </w:pPr>
+      <w:r>
+        <w:t xml:space="preserve">One new post (#448, shyamutty, elevated tier): Vijay Kedia's Kedia Securities bought ~20 lakh shares via a bulk deal at ~Rs 164.72 - a marquee-investor entry, reported not endorsed. Otherwise the prior debate (cash flow, receivables, disclosure quality, FII exits) stands, now reinforced by the Q1 FY27 deceleration.</w:t>
+      </w:r>
+    </w:p>
+    <w:p>
+      <w:pPr>
+        <w:spacing w:after="120"/>
+      </w:pPr>
+      <w:r>
+        <w:rPr>
+          <w:b/>
+          <w:bCs/>
+          <w:sz w:val="20"/>
+          <w:szCs w:val="20"/>
+        </w:rPr>
+        <w:t xml:space="preserve">High-conviction call from a top contributor: </w:t>
+      </w:r>
+      <w:r>
+        <w:rPr>
+          <w:sz w:val="20"/>
+          <w:szCs w:val="20"/>
+        </w:rPr>
+        <w:t xml:space="preserve">shyamutty (elevated) flagged the Kedia bulk deal without a personal call. No trusted-roster buy conviction; prior concerns from firefueled / anna / rosenmund remain on the table.</w:t>
       </w:r>
     </w:p>
     <w:p>
@@ -413,19 +2532,238 @@
         <w:spacing w:after="120" w:before="280"/>
       </w:pPr>
       <w:r>
-        <w:t xml:space="preserve">Market-Cap Tier (informational — not a gate in this project)</w:t>
-      </w:r>
-    </w:p>
-    <w:p>
-      <w:pPr>
-        <w:spacing w:after="120"/>
+        <w:t xml:space="preserve">Trusted-User Signals (Ongoing)</w:t>
+      </w:r>
+    </w:p>
+    <w:p>
+      <w:pPr>
+        <w:spacing w:after="120"/>
+      </w:pPr>
+      <w:r>
+        <w:rPr>
+          <w:i/>
+          <w:iCs/>
+          <w:color w:val="666666"/>
+          <w:sz w:val="18"/>
+          <w:szCs w:val="18"/>
+        </w:rPr>
+        <w:t xml:space="preserve">Every time a trusted user expresses clear conviction on this stock, most recent first — this section accumulates over time, it isn't a one-time snapshot.</w:t>
+      </w:r>
+    </w:p>
+    <w:p>
+      <w:pPr>
+        <w:spacing w:after="100"/>
       </w:pPr>
       <w:r>
         <w:rPr>
           <w:b/>
           <w:bCs/>
-        </w:rPr>
-        <w:t xml:space="preserve">Small-cap (~Rs 2,700-2,832 Cr)</w:t>
+          <w:sz w:val="20"/>
+          <w:szCs w:val="20"/>
+        </w:rPr>
+        <w:t xml:space="preserve">2026-08-24 — shyamutty</w:t>
+      </w:r>
+      <w:r>
+        <w:rPr>
+          <w:i/>
+          <w:iCs/>
+          <w:color w:val="666666"/>
+          <w:sz w:val="18"/>
+          <w:szCs w:val="18"/>
+        </w:rPr>
+        <w:t xml:space="preserve"> (Zaggle_A platform to address pain points for enterprises)</w:t>
+      </w:r>
+      <w:r>
+        <w:rPr>
+          <w:sz w:val="20"/>
+          <w:szCs w:val="20"/>
+        </w:rPr>
+        <w:br/>
+        <w:t xml:space="preserve">: Reported Kedia Securities' ~20 lakh-share bulk-deal purchase at ~Rs 164.72 - information share, not a personal conviction call.</w:t>
+      </w:r>
+    </w:p>
+    <w:p>
+      <w:pPr>
+        <w:pStyle w:val="Heading1"/>
+        <w:spacing w:after="120" w:before="280"/>
+      </w:pPr>
+      <w:r>
+        <w:t xml:space="preserve">BSE Corporate Actions / Other Red Flags</w:t>
+      </w:r>
+    </w:p>
+    <w:p>
+      <w:pPr>
+        <w:spacing w:after="120"/>
+      </w:pPr>
+      <w:r/>
+    </w:p>
+    <w:p>
+      <w:pPr>
+        <w:pStyle w:val="Heading1"/>
+        <w:spacing w:after="120" w:before="280"/>
+      </w:pPr>
+      <w:r>
+        <w:t xml:space="preserve">Bull Case</w:t>
+      </w:r>
+    </w:p>
+    <w:p>
+      <w:pPr>
+        <w:pStyle w:val="ListParagraph"/>
+        <w:numPr>
+          <w:ilvl w:val="0"/>
+          <w:numId w:val="1"/>
+        </w:numPr>
+        <w:spacing w:after="60"/>
+      </w:pPr>
+      <w:r>
+        <w:t xml:space="preserve">Revenue still compounding ~28% off a large structural enterprise spend-management / SaaS niche; 3-yr sales CAGR ~51%</w:t>
+      </w:r>
+    </w:p>
+    <w:p>
+      <w:pPr>
+        <w:pStyle w:val="ListParagraph"/>
+        <w:numPr>
+          <w:ilvl w:val="0"/>
+          <w:numId w:val="1"/>
+        </w:numPr>
+        <w:spacing w:after="60"/>
+      </w:pPr>
+      <w:r>
+        <w:t xml:space="preserve">Valuation has de-rated to ~18.7x TTM P/E - the thesis is not priced in at this multiple</w:t>
+      </w:r>
+    </w:p>
+    <w:p>
+      <w:pPr>
+        <w:pStyle w:val="ListParagraph"/>
+        <w:numPr>
+          <w:ilvl w:val="0"/>
+          <w:numId w:val="1"/>
+        </w:numPr>
+        <w:spacing w:after="60"/>
+      </w:pPr>
+      <w:r>
+        <w:t xml:space="preserve">Marquee logo additions (Crompton Greaves, HPCL 5-yr) and marquee-investor entry (Kedia Securities)</w:t>
+      </w:r>
+    </w:p>
+    <w:p>
+      <w:pPr>
+        <w:pStyle w:val="ListParagraph"/>
+        <w:numPr>
+          <w:ilvl w:val="0"/>
+          <w:numId w:val="1"/>
+        </w:numPr>
+        <w:spacing w:after="60"/>
+      </w:pPr>
+      <w:r>
+        <w:t xml:space="preserve">Almost debt-free; AI 'Zaggle Brain' driving ~12.5% cost optimisation per management</w:t>
+      </w:r>
+    </w:p>
+    <w:p>
+      <w:pPr>
+        <w:pStyle w:val="ListParagraph"/>
+        <w:numPr>
+          <w:ilvl w:val="0"/>
+          <w:numId w:val="1"/>
+        </w:numPr>
+        <w:spacing w:after="60"/>
+      </w:pPr>
+      <w:r>
+        <w:t xml:space="preserve">No formal AVOID/EXCLUDE red flag; promoter holding stable, pledge negligible</w:t>
+      </w:r>
+    </w:p>
+    <w:p>
+      <w:pPr>
+        <w:pStyle w:val="Heading1"/>
+        <w:spacing w:after="120" w:before="280"/>
+      </w:pPr>
+      <w:r>
+        <w:t xml:space="preserve">Bear Case / Key Risks</w:t>
+      </w:r>
+    </w:p>
+    <w:p>
+      <w:pPr>
+        <w:pStyle w:val="ListParagraph"/>
+        <w:numPr>
+          <w:ilvl w:val="0"/>
+          <w:numId w:val="1"/>
+        </w:numPr>
+        <w:spacing w:after="60"/>
+      </w:pPr>
+      <w:r>
+        <w:t xml:space="preserve">Growth decelerated hard in Q1 FY27 (40-45% -&gt; 28%; program fees +10% only) - the compounding narrative is now in question</w:t>
+      </w:r>
+    </w:p>
+    <w:p>
+      <w:pPr>
+        <w:pStyle w:val="ListParagraph"/>
+        <w:numPr>
+          <w:ilvl w:val="0"/>
+          <w:numId w:val="1"/>
+        </w:numPr>
+        <w:spacing w:after="60"/>
+      </w:pPr>
+      <w:r>
+        <w:t xml:space="preserve">Third consecutive quarter of profit pressure; Q1 FY27 PAT -33% YoY even if partly one-off</w:t>
+      </w:r>
+    </w:p>
+    <w:p>
+      <w:pPr>
+        <w:pStyle w:val="ListParagraph"/>
+        <w:numPr>
+          <w:ilvl w:val="0"/>
+          <w:numId w:val="1"/>
+        </w:numPr>
+        <w:spacing w:after="60"/>
+      </w:pPr>
+      <w:r>
+        <w:t xml:space="preserve">Cash conversion and rising receivables (Rs 40cr -&gt; 129cr) remain unaddressed; no dividend despite profits</w:t>
+      </w:r>
+    </w:p>
+    <w:p>
+      <w:pPr>
+        <w:pStyle w:val="ListParagraph"/>
+        <w:numPr>
+          <w:ilvl w:val="0"/>
+          <w:numId w:val="1"/>
+        </w:numPr>
+        <w:spacing w:after="60"/>
+      </w:pPr>
+      <w:r>
+        <w:t xml:space="preserve">Growth has leaned on acquisitions (Dice, Unobanc); organic quality less clear</w:t>
+      </w:r>
+    </w:p>
+    <w:p>
+      <w:pPr>
+        <w:pStyle w:val="ListParagraph"/>
+        <w:numPr>
+          <w:ilvl w:val="0"/>
+          <w:numId w:val="1"/>
+        </w:numPr>
+        <w:spacing w:after="60"/>
+      </w:pPr>
+      <w:r>
+        <w:t xml:space="preserve">Crompton / HPCL deals have no quantifiable value; historic FII holder attrition; disclosure-quality concerns from prior reads</w:t>
+      </w:r>
+    </w:p>
+    <w:p>
+      <w:pPr>
+        <w:pStyle w:val="Heading1"/>
+        <w:spacing w:after="120" w:before="280"/>
+      </w:pPr>
+      <w:r>
+        <w:t xml:space="preserve">Market-Cap Tier (informational — not a gate in this project)</w:t>
+      </w:r>
+    </w:p>
+    <w:p>
+      <w:pPr>
+        <w:spacing w:after="120"/>
+      </w:pPr>
+      <w:r>
+        <w:rPr>
+          <w:b/>
+          <w:bCs/>
+        </w:rPr>
+        <w:t xml:space="preserve">Small-cap (~Rs 2,420 Cr)</w:t>
       </w:r>
     </w:p>
     <w:p>
@@ -453,6 +2791,34 @@
     </w:p>
     <w:p>
       <w:pPr>
+        <w:spacing w:after="120"/>
+      </w:pPr>
+      <w:r>
+        <w:rPr>
+          <w:color w:val="666666"/>
+          <w:sz w:val="20"/>
+          <w:szCs w:val="20"/>
+        </w:rPr>
+        <w:t xml:space="preserve">4-box gate — tailwind: yes · TAM: yes · moat: no · valuation: yes  (score 3 / 4)</w:t>
+      </w:r>
+    </w:p>
+    <w:p>
+      <w:pPr>
+        <w:spacing w:after="120"/>
+      </w:pPr>
+      <w:r>
+        <w:rPr>
+          <w:i/>
+          <w:iCs/>
+          <w:color w:val="666666"/>
+          <w:sz w:val="20"/>
+          <w:szCs w:val="20"/>
+        </w:rPr>
+        <w:t xml:space="preserve">tailwind yes (structural enterprise spend-management / employee-benefits SaaS adoption); tam yes (large under-penetrated market, revenue still growing ~28%); moat no (no demonstrated switching cost / pricing power - logo wins carry no quantifiable value, growth partly acquired); valuation yes (~18.7x TTM P/E does not price in the growth). Score 3.0 permits the 10x label; conviction held at Low on the deceleration + margin + cash-conversion concerns.</w:t>
+      </w:r>
+    </w:p>
+    <w:p>
+      <w:pPr>
         <w:pStyle w:val="Heading1"/>
         <w:spacing w:after="120" w:before="280"/>
       </w:pPr>
@@ -471,46 +2837,46 @@
           <w:sz w:val="24"/>
           <w:szCs w:val="24"/>
         </w:rPr>
-        <w:t xml:space="preserve">A real growth business with genuine cash-conversion and governance-communication concerns actively debated by the community this quarter</w:t>
-      </w:r>
-    </w:p>
-    <w:p>
-      <w:pPr>
-        <w:pStyle w:val="ListParagraph"/>
-        <w:numPr>
-          <w:ilvl w:val="0"/>
-          <w:numId w:val="1"/>
-        </w:numPr>
-        <w:spacing w:after="60"/>
-      </w:pPr>
-      <w:r>
-        <w:t xml:space="preserve">Growth remains well above industry median even after deceleration, but the combination of negative operating cash flow, sharply rising receivables, and a profit decline in the latest quarter are real, current red flags on execution quality, not just noise</w:t>
-      </w:r>
-    </w:p>
-    <w:p>
-      <w:pPr>
-        <w:pStyle w:val="ListParagraph"/>
-        <w:numPr>
-          <w:ilvl w:val="0"/>
-          <w:numId w:val="1"/>
-        </w:numPr>
-        <w:spacing w:after="60"/>
-      </w:pPr>
-      <w:r>
-        <w:t xml:space="preserve">No formal AVOID/EXCLUDE-tier red flag (no negative net worth or SEBI action), but the pattern of concerns (cash flow, receivables, communication, FII exits) is broad enough to keep conviction low</w:t>
-      </w:r>
-    </w:p>
-    <w:p>
-      <w:pPr>
-        <w:pStyle w:val="ListParagraph"/>
-        <w:numPr>
-          <w:ilvl w:val="0"/>
-          <w:numId w:val="1"/>
-        </w:numPr>
-        <w:spacing w:after="60"/>
-      </w:pPr>
-      <w:r>
-        <w:t xml:space="preserve">Thesis fit is unconfirmed 10x-in-2-3-years given the small-cap size and real structural growth niche, but conviction is Low given the multiple concurrent execution concerns raised independently by several community members this quarter</w:t>
+        <w:t xml:space="preserve">Deep-dive pass 1: valuation has de-rated to ~18.7x and the structural niche is intact, but Q1 FY27 shows growth decelerating to 28% with a third straight quarter of margin/profit pressure and unresolved cash conversion - thesis_fit 10x-in-2-3-years (unconfirmed) kept on valuation carve-out, conviction Low, unchanged</w:t>
+      </w:r>
+    </w:p>
+    <w:p>
+      <w:pPr>
+        <w:pStyle w:val="ListParagraph"/>
+        <w:numPr>
+          <w:ilvl w:val="0"/>
+          <w:numId w:val="1"/>
+        </w:numPr>
+        <w:spacing w:after="60"/>
+      </w:pPr>
+      <w:r>
+        <w:t xml:space="preserve">four_box score 3.0: tailwind yes (structural enterprise spend-management adoption), tam yes (large under-penetrated market, revenue still ~28%), moat no (no durable switching cost demonstrated; logo wins unquantified), valuation yes (~18.7x TTM P/E is not pricing in the growth). Valuation-box=yes is the written exception that keeps the 10x label live at 2.0-2.5-equivalent underlying quality.</w:t>
+      </w:r>
+    </w:p>
+    <w:p>
+      <w:pPr>
+        <w:pStyle w:val="ListParagraph"/>
+        <w:numPr>
+          <w:ilvl w:val="0"/>
+          <w:numId w:val="1"/>
+        </w:numPr>
+        <w:spacing w:after="60"/>
+      </w:pPr>
+      <w:r>
+        <w:t xml:space="preserve">Q1 FY27 (revenue +28% vs 40-45% prior, program fee +10%, PAT -33% YoY, margin 8.2%) confirms rather than dispels the execution-quality and cash-conversion concerns from the prior read, even allowing for one-time Dice costs. Management's reaffirmed ~40% FY27 guidance is an expectation with no evidenced backing yet.</w:t>
+      </w:r>
+    </w:p>
+    <w:p>
+      <w:pPr>
+        <w:pStyle w:val="ListParagraph"/>
+        <w:numPr>
+          <w:ilvl w:val="0"/>
+          <w:numId w:val="1"/>
+        </w:numPr>
+        <w:spacing w:after="60"/>
+      </w:pPr>
+      <w:r>
+        <w:t xml:space="preserve">No change: thesis_fit 10x-in-2-3-years kept as unconfirmed on the small-cap size, structural niche and de-rated multiple; conviction Low given decelerating growth, three quarters of margin compression, and unresolved receivables / cash conversion. Kedia Securities' bulk-deal entry is a mild offsetting positive. No red flag; no 30-day revisit.</w:t>
       </w:r>
     </w:p>
     <w:p>
